--- a/抽離教學_數學/初三數學/融合班講義練習/06_二次函數與方程及應用/講義_二次函數與方程及應用_融合版.docx
+++ b/抽離教學_數學/初三數學/融合班講義練習/06_二次函數與方程及應用/講義_二次函數與方程及應用_融合版.docx
@@ -3306,6 +3306,4430 @@
     </w:p>
     <w:p>
       <w:pPr>
+        <w:pageBreakBefore/>
+        <w:keepNext/>
+        <w:spacing w:line="360" w:lineRule="auto" w:after="80"/>
+        <w:jc w:val="left"/>
+      </w:pPr>
+      <w:r>
+        <w:rPr>
+          <w:rFonts w:ascii="Calibri" w:hAnsi="Calibri" w:eastAsia="微軟正黑體"/>
+          <w:b/>
+          <w:bCs/>
+          <w:sz w:val="28"/>
+          <w:szCs w:val="28"/>
+        </w:rPr>
+        <w:t xml:space="preserve">三、圖像法解一元二次不等式</w:t>
+      </w:r>
+    </w:p>
+    <w:p>
+      <w:pPr>
+        <w:spacing w:line="360" w:lineRule="auto" w:after="80"/>
+        <w:jc w:val="left"/>
+      </w:pPr>
+      <w:r>
+        <w:rPr>
+          <w:rFonts w:ascii="Calibri" w:hAnsi="Calibri" w:eastAsia="微軟正黑體"/>
+          <w:sz w:val="24"/>
+          <w:szCs w:val="24"/>
+        </w:rPr>
+        <w:t xml:space="preserve">一元二次不等式 </w:t>
+      </w:r>
+      <m:oMath>
+        <m:r>
+          <m:t xml:space="preserve">a</m:t>
+        </m:r>
+        <m:sSup>
+          <m:e>
+            <m:r>
+              <m:t xml:space="preserve">x</m:t>
+            </m:r>
+          </m:e>
+          <m:sup>
+            <m:r>
+              <m:t xml:space="preserve">2</m:t>
+            </m:r>
+          </m:sup>
+        </m:sSup>
+        <m:r>
+          <m:t xml:space="preserve">+</m:t>
+        </m:r>
+        <m:r>
+          <m:t xml:space="preserve">b</m:t>
+        </m:r>
+        <m:r>
+          <m:t xml:space="preserve">x</m:t>
+        </m:r>
+        <m:r>
+          <m:t xml:space="preserve">+</m:t>
+        </m:r>
+        <m:r>
+          <m:t xml:space="preserve">c</m:t>
+        </m:r>
+        <m:r>
+          <m:t xml:space="preserve">&gt;</m:t>
+        </m:r>
+        <m:r>
+          <m:t xml:space="preserve">0</m:t>
+        </m:r>
+      </m:oMath>
+      <w:r>
+        <w:rPr>
+          <w:rFonts w:ascii="Calibri" w:hAnsi="Calibri" w:eastAsia="微軟正黑體"/>
+          <w:sz w:val="24"/>
+          <w:szCs w:val="24"/>
+        </w:rPr>
+        <w:t xml:space="preserve">，其實是在問：拋物線 </w:t>
+      </w:r>
+      <m:oMath>
+        <m:r>
+          <m:t xml:space="preserve">y</m:t>
+        </m:r>
+        <m:r>
+          <m:t xml:space="preserve">=</m:t>
+        </m:r>
+        <m:r>
+          <m:t xml:space="preserve">a</m:t>
+        </m:r>
+        <m:sSup>
+          <m:e>
+            <m:r>
+              <m:t xml:space="preserve">x</m:t>
+            </m:r>
+          </m:e>
+          <m:sup>
+            <m:r>
+              <m:t xml:space="preserve">2</m:t>
+            </m:r>
+          </m:sup>
+        </m:sSup>
+        <m:r>
+          <m:t xml:space="preserve">+</m:t>
+        </m:r>
+        <m:r>
+          <m:t xml:space="preserve">b</m:t>
+        </m:r>
+        <m:r>
+          <m:t xml:space="preserve">x</m:t>
+        </m:r>
+        <m:r>
+          <m:t xml:space="preserve">+</m:t>
+        </m:r>
+        <m:r>
+          <m:t xml:space="preserve">c</m:t>
+        </m:r>
+      </m:oMath>
+      <w:r>
+        <w:rPr>
+          <w:rFonts w:ascii="Calibri" w:hAnsi="Calibri" w:eastAsia="微軟正黑體"/>
+          <w:sz w:val="24"/>
+          <w:szCs w:val="24"/>
+        </w:rPr>
+        <w:t xml:space="preserve"> 的哪一段在 x 軸上方。所以不用死背公式——畫一幅草圖，答案就在圖上讀得出來。</w:t>
+      </w:r>
+    </w:p>
+    <w:tbl>
+      <w:tblPr>
+        <w:tblW w:w="11338" w:type="dxa"/>
+        <w:tblBorders>
+          <w:top w:val="single" w:sz="4" w:space="0" w:color="000000"/>
+          <w:left w:val="single" w:sz="4" w:space="0" w:color="000000"/>
+          <w:bottom w:val="single" w:sz="4" w:space="0" w:color="000000"/>
+          <w:right w:val="single" w:sz="4" w:space="0" w:color="000000"/>
+          <w:insideH w:val="single" w:sz="4" w:space="0" w:color="000000"/>
+          <w:insideV w:val="single" w:sz="4" w:space="0" w:color="000000"/>
+        </w:tblBorders>
+        <w:tblLayout w:type="fixed"/>
+      </w:tblPr>
+      <w:tblGrid>
+        <w:gridCol w:w="5215"/>
+        <w:gridCol w:w="6123"/>
+      </w:tblGrid>
+      <w:tr>
+        <w:trPr>
+          <w:cantSplit/>
+          <w:tblHeader/>
+        </w:trPr>
+        <w:tc>
+          <w:tcPr>
+            <w:tcW w:w="5215" w:type="dxa"/>
+            <w:shd w:val="clear" w:color="auto" w:fill="F0F0F0"/>
+            <w:tcMar>
+              <w:top w:w="70" w:type="dxa"/>
+              <w:left w:w="110" w:type="dxa"/>
+              <w:bottom w:w="70" w:type="dxa"/>
+              <w:right w:w="110" w:type="dxa"/>
+            </w:tcMar>
+            <w:vAlign w:val="top"/>
+          </w:tcPr>
+          <w:p>
+            <w:pPr>
+              <w:spacing w:line="360" w:lineRule="auto" w:after="80"/>
+              <w:jc w:val="left"/>
+            </w:pPr>
+            <w:r>
+              <w:rPr>
+                <w:rFonts w:ascii="Calibri" w:hAnsi="Calibri" w:eastAsia="微軟正黑體"/>
+                <w:b/>
+                <w:bCs/>
+                <w:sz w:val="22"/>
+                <w:szCs w:val="22"/>
+              </w:rPr>
+              <w:t xml:space="preserve">拋物線的位置</w:t>
+            </w:r>
+          </w:p>
+        </w:tc>
+        <w:tc>
+          <w:tcPr>
+            <w:tcW w:w="6123" w:type="dxa"/>
+            <w:shd w:val="clear" w:color="auto" w:fill="F0F0F0"/>
+            <w:tcMar>
+              <w:top w:w="70" w:type="dxa"/>
+              <w:left w:w="110" w:type="dxa"/>
+              <w:bottom w:w="70" w:type="dxa"/>
+              <w:right w:w="110" w:type="dxa"/>
+            </w:tcMar>
+            <w:vAlign w:val="top"/>
+          </w:tcPr>
+          <w:p>
+            <w:pPr>
+              <w:spacing w:line="360" w:lineRule="auto" w:after="80"/>
+              <w:jc w:val="left"/>
+            </w:pPr>
+            <w:r>
+              <w:rPr>
+                <w:rFonts w:ascii="Calibri" w:hAnsi="Calibri" w:eastAsia="微軟正黑體"/>
+                <w:b/>
+                <w:bCs/>
+                <w:sz w:val="22"/>
+                <w:szCs w:val="22"/>
+              </w:rPr>
+              <w:t xml:space="preserve">對應的式子</w:t>
+            </w:r>
+          </w:p>
+        </w:tc>
+      </w:tr>
+      <w:tr>
+        <w:trPr>
+          <w:cantSplit/>
+        </w:trPr>
+        <w:tc>
+          <w:tcPr>
+            <w:tcW w:w="5215" w:type="dxa"/>
+            <w:tcMar>
+              <w:top w:w="70" w:type="dxa"/>
+              <w:left w:w="110" w:type="dxa"/>
+              <w:bottom w:w="70" w:type="dxa"/>
+              <w:right w:w="110" w:type="dxa"/>
+            </w:tcMar>
+            <w:vAlign w:val="top"/>
+          </w:tcPr>
+          <w:p>
+            <w:pPr>
+              <w:spacing w:line="360" w:lineRule="auto" w:after="80"/>
+              <w:jc w:val="left"/>
+            </w:pPr>
+            <w:r>
+              <w:rPr>
+                <w:rFonts w:ascii="Calibri" w:hAnsi="Calibri" w:eastAsia="微軟正黑體"/>
+                <w:sz w:val="24"/>
+                <w:szCs w:val="24"/>
+              </w:rPr>
+              <w:t xml:space="preserve">在 x 軸上方</w:t>
+            </w:r>
+          </w:p>
+        </w:tc>
+        <w:tc>
+          <w:tcPr>
+            <w:tcW w:w="6123" w:type="dxa"/>
+            <w:tcMar>
+              <w:top w:w="70" w:type="dxa"/>
+              <w:left w:w="110" w:type="dxa"/>
+              <w:bottom w:w="70" w:type="dxa"/>
+              <w:right w:w="110" w:type="dxa"/>
+            </w:tcMar>
+            <w:vAlign w:val="top"/>
+          </w:tcPr>
+          <w:p>
+            <w:pPr>
+              <w:spacing w:line="360" w:lineRule="auto" w:after="80"/>
+              <w:jc w:val="left"/>
+            </w:pPr>
+            <m:oMath>
+              <m:r>
+                <m:t xml:space="preserve">a</m:t>
+              </m:r>
+              <m:sSup>
+                <m:e>
+                  <m:r>
+                    <m:t xml:space="preserve">x</m:t>
+                  </m:r>
+                </m:e>
+                <m:sup>
+                  <m:r>
+                    <m:t xml:space="preserve">2</m:t>
+                  </m:r>
+                </m:sup>
+              </m:sSup>
+              <m:r>
+                <m:t xml:space="preserve">+</m:t>
+              </m:r>
+              <m:r>
+                <m:t xml:space="preserve">b</m:t>
+              </m:r>
+              <m:r>
+                <m:t xml:space="preserve">x</m:t>
+              </m:r>
+              <m:r>
+                <m:t xml:space="preserve">+</m:t>
+              </m:r>
+              <m:r>
+                <m:t xml:space="preserve">c</m:t>
+              </m:r>
+              <m:r>
+                <m:t xml:space="preserve">&gt;</m:t>
+              </m:r>
+              <m:r>
+                <m:t xml:space="preserve">0</m:t>
+              </m:r>
+            </m:oMath>
+          </w:p>
+        </w:tc>
+      </w:tr>
+      <w:tr>
+        <w:trPr>
+          <w:cantSplit/>
+        </w:trPr>
+        <w:tc>
+          <w:tcPr>
+            <w:tcW w:w="5215" w:type="dxa"/>
+            <w:tcMar>
+              <w:top w:w="70" w:type="dxa"/>
+              <w:left w:w="110" w:type="dxa"/>
+              <w:bottom w:w="70" w:type="dxa"/>
+              <w:right w:w="110" w:type="dxa"/>
+            </w:tcMar>
+            <w:vAlign w:val="top"/>
+          </w:tcPr>
+          <w:p>
+            <w:pPr>
+              <w:spacing w:line="360" w:lineRule="auto" w:after="80"/>
+              <w:jc w:val="left"/>
+            </w:pPr>
+            <w:r>
+              <w:rPr>
+                <w:rFonts w:ascii="Calibri" w:hAnsi="Calibri" w:eastAsia="微軟正黑體"/>
+                <w:sz w:val="24"/>
+                <w:szCs w:val="24"/>
+              </w:rPr>
+              <w:t xml:space="preserve">剛好在 x 軸上（就是兩個交點）</w:t>
+            </w:r>
+          </w:p>
+        </w:tc>
+        <w:tc>
+          <w:tcPr>
+            <w:tcW w:w="6123" w:type="dxa"/>
+            <w:tcMar>
+              <w:top w:w="70" w:type="dxa"/>
+              <w:left w:w="110" w:type="dxa"/>
+              <w:bottom w:w="70" w:type="dxa"/>
+              <w:right w:w="110" w:type="dxa"/>
+            </w:tcMar>
+            <w:vAlign w:val="top"/>
+          </w:tcPr>
+          <w:p>
+            <w:pPr>
+              <w:spacing w:line="360" w:lineRule="auto" w:after="80"/>
+              <w:jc w:val="left"/>
+            </w:pPr>
+            <m:oMath>
+              <m:r>
+                <m:t xml:space="preserve">a</m:t>
+              </m:r>
+              <m:sSup>
+                <m:e>
+                  <m:r>
+                    <m:t xml:space="preserve">x</m:t>
+                  </m:r>
+                </m:e>
+                <m:sup>
+                  <m:r>
+                    <m:t xml:space="preserve">2</m:t>
+                  </m:r>
+                </m:sup>
+              </m:sSup>
+              <m:r>
+                <m:t xml:space="preserve">+</m:t>
+              </m:r>
+              <m:r>
+                <m:t xml:space="preserve">b</m:t>
+              </m:r>
+              <m:r>
+                <m:t xml:space="preserve">x</m:t>
+              </m:r>
+              <m:r>
+                <m:t xml:space="preserve">+</m:t>
+              </m:r>
+              <m:r>
+                <m:t xml:space="preserve">c</m:t>
+              </m:r>
+              <m:r>
+                <m:t xml:space="preserve">=</m:t>
+              </m:r>
+              <m:r>
+                <m:t xml:space="preserve">0</m:t>
+              </m:r>
+            </m:oMath>
+          </w:p>
+        </w:tc>
+      </w:tr>
+      <w:tr>
+        <w:trPr>
+          <w:cantSplit/>
+        </w:trPr>
+        <w:tc>
+          <w:tcPr>
+            <w:tcW w:w="5215" w:type="dxa"/>
+            <w:tcMar>
+              <w:top w:w="70" w:type="dxa"/>
+              <w:left w:w="110" w:type="dxa"/>
+              <w:bottom w:w="70" w:type="dxa"/>
+              <w:right w:w="110" w:type="dxa"/>
+            </w:tcMar>
+            <w:vAlign w:val="top"/>
+          </w:tcPr>
+          <w:p>
+            <w:pPr>
+              <w:spacing w:line="360" w:lineRule="auto" w:after="80"/>
+              <w:jc w:val="left"/>
+            </w:pPr>
+            <w:r>
+              <w:rPr>
+                <w:rFonts w:ascii="Calibri" w:hAnsi="Calibri" w:eastAsia="微軟正黑體"/>
+                <w:sz w:val="24"/>
+                <w:szCs w:val="24"/>
+              </w:rPr>
+              <w:t xml:space="preserve">在 x 軸下方</w:t>
+            </w:r>
+          </w:p>
+        </w:tc>
+        <w:tc>
+          <w:tcPr>
+            <w:tcW w:w="6123" w:type="dxa"/>
+            <w:tcMar>
+              <w:top w:w="70" w:type="dxa"/>
+              <w:left w:w="110" w:type="dxa"/>
+              <w:bottom w:w="70" w:type="dxa"/>
+              <w:right w:w="110" w:type="dxa"/>
+            </w:tcMar>
+            <w:vAlign w:val="top"/>
+          </w:tcPr>
+          <w:p>
+            <w:pPr>
+              <w:spacing w:line="360" w:lineRule="auto" w:after="80"/>
+              <w:jc w:val="left"/>
+            </w:pPr>
+            <m:oMath>
+              <m:r>
+                <m:t xml:space="preserve">a</m:t>
+              </m:r>
+              <m:sSup>
+                <m:e>
+                  <m:r>
+                    <m:t xml:space="preserve">x</m:t>
+                  </m:r>
+                </m:e>
+                <m:sup>
+                  <m:r>
+                    <m:t xml:space="preserve">2</m:t>
+                  </m:r>
+                </m:sup>
+              </m:sSup>
+              <m:r>
+                <m:t xml:space="preserve">+</m:t>
+              </m:r>
+              <m:r>
+                <m:t xml:space="preserve">b</m:t>
+              </m:r>
+              <m:r>
+                <m:t xml:space="preserve">x</m:t>
+              </m:r>
+              <m:r>
+                <m:t xml:space="preserve">+</m:t>
+              </m:r>
+              <m:r>
+                <m:t xml:space="preserve">c</m:t>
+              </m:r>
+              <m:r>
+                <m:t xml:space="preserve">&lt;</m:t>
+              </m:r>
+              <m:r>
+                <m:t xml:space="preserve">0</m:t>
+              </m:r>
+            </m:oMath>
+          </w:p>
+        </w:tc>
+      </w:tr>
+    </w:tbl>
+    <w:p>
+      <w:pPr>
+        <w:spacing w:line="360" w:lineRule="auto"/>
+      </w:pPr>
+    </w:p>
+    <w:tbl>
+      <w:tblPr>
+        <w:tblW w:w="11338" w:type="dxa"/>
+        <w:tblBorders>
+          <w:top w:val="single" w:sz="4" w:space="0" w:color="000000"/>
+          <w:left w:val="single" w:sz="4" w:space="0" w:color="000000"/>
+          <w:bottom w:val="single" w:sz="4" w:space="0" w:color="000000"/>
+          <w:right w:val="single" w:sz="4" w:space="0" w:color="000000"/>
+          <w:insideH w:val="single" w:sz="4" w:space="0" w:color="000000"/>
+          <w:insideV w:val="single" w:sz="4" w:space="0" w:color="000000"/>
+        </w:tblBorders>
+        <w:tblLayout w:type="fixed"/>
+      </w:tblPr>
+      <w:tblGrid>
+        <w:gridCol w:w="6349"/>
+        <w:gridCol w:w="4989"/>
+      </w:tblGrid>
+      <w:tr>
+        <w:trPr>
+          <w:cantSplit/>
+          <w:tblHeader/>
+        </w:trPr>
+        <w:tc>
+          <w:tcPr>
+            <w:tcW w:w="11338" w:type="dxa"/>
+            <w:gridSpan w:val="2"/>
+            <w:shd w:val="clear" w:color="auto" w:fill="F0F0F0"/>
+            <w:tcMar>
+              <w:top w:w="70" w:type="dxa"/>
+              <w:left w:w="110" w:type="dxa"/>
+              <w:bottom w:w="70" w:type="dxa"/>
+              <w:right w:w="110" w:type="dxa"/>
+            </w:tcMar>
+            <w:vAlign w:val="top"/>
+          </w:tcPr>
+          <w:p>
+            <w:pPr>
+              <w:spacing w:line="360" w:lineRule="auto" w:after="80"/>
+              <w:jc w:val="left"/>
+            </w:pPr>
+            <w:r>
+              <w:rPr>
+                <w:rFonts w:ascii="Calibri" w:hAnsi="Calibri" w:eastAsia="微軟正黑體"/>
+                <w:b/>
+                <w:bCs/>
+                <w:sz w:val="28"/>
+                <w:szCs w:val="28"/>
+              </w:rPr>
+              <w:t xml:space="preserve">手順卡：圖像法解一元二次不等式</w:t>
+            </w:r>
+          </w:p>
+        </w:tc>
+      </w:tr>
+      <w:tr>
+        <w:trPr>
+          <w:cantSplit/>
+        </w:trPr>
+        <w:tc>
+          <w:tcPr>
+            <w:tcW w:w="11338" w:type="dxa"/>
+            <w:gridSpan w:val="2"/>
+            <w:tcMar>
+              <w:top w:w="70" w:type="dxa"/>
+              <w:left w:w="110" w:type="dxa"/>
+              <w:bottom w:w="70" w:type="dxa"/>
+              <w:right w:w="110" w:type="dxa"/>
+            </w:tcMar>
+            <w:vAlign w:val="top"/>
+          </w:tcPr>
+          <w:p>
+            <w:pPr>
+              <w:spacing w:line="360" w:lineRule="auto" w:after="80"/>
+              <w:jc w:val="left"/>
+            </w:pPr>
+            <w:r>
+              <w:rPr>
+                <w:rFonts w:ascii="Calibri" w:hAnsi="Calibri" w:eastAsia="微軟正黑體"/>
+                <w:sz w:val="21"/>
+                <w:szCs w:val="21"/>
+              </w:rPr>
+              <w:t xml:space="preserve">什麼時候用：題目出現 ＞ 或 ＜，而式子裡有 </w:t>
+            </w:r>
+            <m:oMath>
+              <m:sSup>
+                <m:e>
+                  <m:r>
+                    <m:t xml:space="preserve">x</m:t>
+                  </m:r>
+                </m:e>
+                <m:sup>
+                  <m:r>
+                    <m:t xml:space="preserve">2</m:t>
+                  </m:r>
+                </m:sup>
+              </m:sSup>
+            </m:oMath>
+            <w:r>
+              <w:rPr>
+                <w:rFonts w:ascii="Calibri" w:hAnsi="Calibri" w:eastAsia="微軟正黑體"/>
+                <w:sz w:val="21"/>
+                <w:szCs w:val="21"/>
+              </w:rPr>
+              <w:t xml:space="preserve"> 時</w:t>
+            </w:r>
+          </w:p>
+        </w:tc>
+      </w:tr>
+      <w:tr>
+        <w:trPr>
+          <w:cantSplit/>
+        </w:trPr>
+        <w:tc>
+          <w:tcPr>
+            <w:tcW w:w="6349" w:type="dxa"/>
+            <w:tcMar>
+              <w:top w:w="70" w:type="dxa"/>
+              <w:left w:w="110" w:type="dxa"/>
+              <w:bottom w:w="70" w:type="dxa"/>
+              <w:right w:w="110" w:type="dxa"/>
+            </w:tcMar>
+            <w:vAlign w:val="top"/>
+          </w:tcPr>
+          <w:p>
+            <w:pPr>
+              <w:spacing w:line="360" w:lineRule="auto" w:after="80"/>
+              <w:jc w:val="left"/>
+            </w:pPr>
+            <w:r>
+              <w:rPr>
+                <w:rFonts w:ascii="Calibri" w:hAnsi="Calibri" w:eastAsia="微軟正黑體"/>
+                <w:b/>
+                <w:bCs/>
+                <w:sz w:val="24"/>
+                <w:szCs w:val="24"/>
+              </w:rPr>
+              <w:t xml:space="preserve">1. 畫草圖：先把不等號換成等號，解 </w:t>
+            </w:r>
+            <m:oMath>
+              <m:r>
+                <m:t xml:space="preserve">a</m:t>
+              </m:r>
+              <m:sSup>
+                <m:e>
+                  <m:r>
+                    <m:t xml:space="preserve">x</m:t>
+                  </m:r>
+                </m:e>
+                <m:sup>
+                  <m:r>
+                    <m:t xml:space="preserve">2</m:t>
+                  </m:r>
+                </m:sup>
+              </m:sSup>
+              <m:r>
+                <m:t xml:space="preserve">+</m:t>
+              </m:r>
+              <m:r>
+                <m:t xml:space="preserve">b</m:t>
+              </m:r>
+              <m:r>
+                <m:t xml:space="preserve">x</m:t>
+              </m:r>
+              <m:r>
+                <m:t xml:space="preserve">+</m:t>
+              </m:r>
+              <m:r>
+                <m:t xml:space="preserve">c</m:t>
+              </m:r>
+              <m:r>
+                <m:t xml:space="preserve">=</m:t>
+              </m:r>
+              <m:r>
+                <m:t xml:space="preserve">0</m:t>
+              </m:r>
+            </m:oMath>
+            <w:r>
+              <w:rPr>
+                <w:rFonts w:ascii="Calibri" w:hAnsi="Calibri" w:eastAsia="微軟正黑體"/>
+                <w:b/>
+                <w:bCs/>
+                <w:sz w:val="24"/>
+                <w:szCs w:val="24"/>
+              </w:rPr>
+              <w:t xml:space="preserve"> 求兩個根</w:t>
+            </w:r>
+          </w:p>
+        </w:tc>
+        <w:tc>
+          <w:tcPr>
+            <w:tcW w:w="4989" w:type="dxa"/>
+            <w:tcMar>
+              <w:top w:w="70" w:type="dxa"/>
+              <w:left w:w="110" w:type="dxa"/>
+              <w:bottom w:w="70" w:type="dxa"/>
+              <w:right w:w="110" w:type="dxa"/>
+            </w:tcMar>
+            <w:vAlign w:val="top"/>
+          </w:tcPr>
+          <w:p>
+            <w:pPr>
+              <w:spacing w:line="360" w:lineRule="auto" w:after="80"/>
+              <w:jc w:val="left"/>
+            </w:pPr>
+            <w:r>
+              <w:rPr>
+                <w:rFonts w:ascii="Calibri" w:hAnsi="Calibri" w:eastAsia="微軟正黑體"/>
+                <w:sz w:val="21"/>
+                <w:szCs w:val="21"/>
+              </w:rPr>
+              <w:t xml:space="preserve">※ 換成等號只是為了求交點，這一步還未解完不等式</w:t>
+            </w:r>
+          </w:p>
+        </w:tc>
+      </w:tr>
+      <w:tr>
+        <w:trPr>
+          <w:cantSplit/>
+        </w:trPr>
+        <w:tc>
+          <w:tcPr>
+            <w:tcW w:w="6349" w:type="dxa"/>
+            <w:tcMar>
+              <w:top w:w="70" w:type="dxa"/>
+              <w:left w:w="110" w:type="dxa"/>
+              <w:bottom w:w="70" w:type="dxa"/>
+              <w:right w:w="110" w:type="dxa"/>
+            </w:tcMar>
+            <w:vAlign w:val="top"/>
+          </w:tcPr>
+          <w:p>
+            <w:pPr>
+              <w:spacing w:line="360" w:lineRule="auto" w:after="80"/>
+              <w:jc w:val="left"/>
+            </w:pPr>
+            <w:r>
+              <w:rPr>
+                <w:rFonts w:ascii="Calibri" w:hAnsi="Calibri" w:eastAsia="微軟正黑體"/>
+                <w:b/>
+                <w:bCs/>
+                <w:sz w:val="24"/>
+                <w:szCs w:val="24"/>
+              </w:rPr>
+              <w:t xml:space="preserve">2. 標兩交點：把兩個根由小到大標在 x 軸上</w:t>
+            </w:r>
+          </w:p>
+        </w:tc>
+        <w:tc>
+          <w:tcPr>
+            <w:tcW w:w="4989" w:type="dxa"/>
+            <w:tcMar>
+              <w:top w:w="70" w:type="dxa"/>
+              <w:left w:w="110" w:type="dxa"/>
+              <w:bottom w:w="70" w:type="dxa"/>
+              <w:right w:w="110" w:type="dxa"/>
+            </w:tcMar>
+            <w:vAlign w:val="top"/>
+          </w:tcPr>
+          <w:p>
+            <w:pPr>
+              <w:spacing w:line="360" w:lineRule="auto" w:after="80"/>
+              <w:jc w:val="left"/>
+            </w:pPr>
+            <w:r>
+              <w:rPr>
+                <w:rFonts w:ascii="Calibri" w:hAnsi="Calibri" w:eastAsia="微軟正黑體"/>
+                <w:sz w:val="21"/>
+                <w:szCs w:val="21"/>
+              </w:rPr>
+              <w:t xml:space="preserve">※ 一定要由小到大排，排反了讀出來的區間就相反</w:t>
+            </w:r>
+          </w:p>
+        </w:tc>
+      </w:tr>
+      <w:tr>
+        <w:trPr>
+          <w:cantSplit/>
+        </w:trPr>
+        <w:tc>
+          <w:tcPr>
+            <w:tcW w:w="6349" w:type="dxa"/>
+            <w:tcMar>
+              <w:top w:w="70" w:type="dxa"/>
+              <w:left w:w="110" w:type="dxa"/>
+              <w:bottom w:w="70" w:type="dxa"/>
+              <w:right w:w="110" w:type="dxa"/>
+            </w:tcMar>
+            <w:vAlign w:val="top"/>
+          </w:tcPr>
+          <w:p>
+            <w:pPr>
+              <w:spacing w:line="360" w:lineRule="auto" w:after="80"/>
+              <w:jc w:val="left"/>
+            </w:pPr>
+            <w:r>
+              <w:rPr>
+                <w:rFonts w:ascii="Calibri" w:hAnsi="Calibri" w:eastAsia="微軟正黑體"/>
+                <w:b/>
+                <w:bCs/>
+                <w:sz w:val="24"/>
+                <w:szCs w:val="24"/>
+              </w:rPr>
+              <w:t xml:space="preserve">3. 看開口：看 </w:t>
+            </w:r>
+            <m:oMath>
+              <m:sSup>
+                <m:e>
+                  <m:r>
+                    <m:t xml:space="preserve">x</m:t>
+                  </m:r>
+                </m:e>
+                <m:sup>
+                  <m:r>
+                    <m:t xml:space="preserve">2</m:t>
+                  </m:r>
+                </m:sup>
+              </m:sSup>
+            </m:oMath>
+            <w:r>
+              <w:rPr>
+                <w:rFonts w:ascii="Calibri" w:hAnsi="Calibri" w:eastAsia="微軟正黑體"/>
+                <w:b/>
+                <w:bCs/>
+                <w:sz w:val="24"/>
+                <w:szCs w:val="24"/>
+              </w:rPr>
+              <w:t xml:space="preserve"> 的係數 a 是正還是負</w:t>
+            </w:r>
+          </w:p>
+        </w:tc>
+        <w:tc>
+          <w:tcPr>
+            <w:tcW w:w="4989" w:type="dxa"/>
+            <w:tcMar>
+              <w:top w:w="70" w:type="dxa"/>
+              <w:left w:w="110" w:type="dxa"/>
+              <w:bottom w:w="70" w:type="dxa"/>
+              <w:right w:w="110" w:type="dxa"/>
+            </w:tcMar>
+            <w:vAlign w:val="top"/>
+          </w:tcPr>
+          <w:p>
+            <w:pPr>
+              <w:spacing w:line="360" w:lineRule="auto" w:after="80"/>
+              <w:jc w:val="left"/>
+            </w:pPr>
+            <w:r>
+              <w:rPr>
+                <w:rFonts w:ascii="Calibri" w:hAnsi="Calibri" w:eastAsia="微軟正黑體"/>
+                <w:sz w:val="21"/>
+                <w:szCs w:val="21"/>
+              </w:rPr>
+              <w:t xml:space="preserve">※ </w:t>
+            </w:r>
+            <m:oMath>
+              <m:r>
+                <m:t xml:space="preserve">−</m:t>
+              </m:r>
+              <m:sSup>
+                <m:e>
+                  <m:r>
+                    <m:t xml:space="preserve">x</m:t>
+                  </m:r>
+                </m:e>
+                <m:sup>
+                  <m:r>
+                    <m:t xml:space="preserve">2</m:t>
+                  </m:r>
+                </m:sup>
+              </m:sSup>
+              <m:r>
+                <m:t xml:space="preserve">+</m:t>
+              </m:r>
+              <m:r>
+                <m:t xml:space="preserve">4</m:t>
+              </m:r>
+              <m:r>
+                <m:t xml:space="preserve">x</m:t>
+              </m:r>
+              <m:r>
+                <m:t xml:space="preserve">−</m:t>
+              </m:r>
+              <m:r>
+                <m:t xml:space="preserve">3</m:t>
+              </m:r>
+            </m:oMath>
+            <w:r>
+              <w:rPr>
+                <w:rFonts w:ascii="Calibri" w:hAnsi="Calibri" w:eastAsia="微軟正黑體"/>
+                <w:sz w:val="21"/>
+                <w:szCs w:val="21"/>
+              </w:rPr>
+              <w:t xml:space="preserve"> 的 a 是 −1，不是 1</w:t>
+            </w:r>
+          </w:p>
+        </w:tc>
+      </w:tr>
+      <w:tr>
+        <w:trPr>
+          <w:cantSplit/>
+        </w:trPr>
+        <w:tc>
+          <w:tcPr>
+            <w:tcW w:w="6349" w:type="dxa"/>
+            <w:tcMar>
+              <w:top w:w="70" w:type="dxa"/>
+              <w:left w:w="110" w:type="dxa"/>
+              <w:bottom w:w="70" w:type="dxa"/>
+              <w:right w:w="110" w:type="dxa"/>
+            </w:tcMar>
+            <w:vAlign w:val="top"/>
+          </w:tcPr>
+          <w:p>
+            <w:pPr>
+              <w:spacing w:line="360" w:lineRule="auto" w:after="80"/>
+              <w:jc w:val="left"/>
+            </w:pPr>
+            <w:r>
+              <w:rPr>
+                <w:rFonts w:ascii="Calibri" w:hAnsi="Calibri" w:eastAsia="微軟正黑體"/>
+                <w:b/>
+                <w:bCs/>
+                <w:sz w:val="24"/>
+                <w:szCs w:val="24"/>
+              </w:rPr>
+              <w:t xml:space="preserve">4. 讀區間：要 </w:t>
+            </w:r>
+            <m:oMath>
+              <m:r>
+                <m:t xml:space="preserve">y</m:t>
+              </m:r>
+              <m:r>
+                <m:t xml:space="preserve">&gt;</m:t>
+              </m:r>
+              <m:r>
+                <m:t xml:space="preserve">0</m:t>
+              </m:r>
+            </m:oMath>
+            <w:r>
+              <w:rPr>
+                <w:rFonts w:ascii="Calibri" w:hAnsi="Calibri" w:eastAsia="微軟正黑體"/>
+                <w:b/>
+                <w:bCs/>
+                <w:sz w:val="24"/>
+                <w:szCs w:val="24"/>
+              </w:rPr>
+              <w:t xml:space="preserve"> 讀 x 軸上方那幾段，要 </w:t>
+            </w:r>
+            <m:oMath>
+              <m:r>
+                <m:t xml:space="preserve">y</m:t>
+              </m:r>
+              <m:r>
+                <m:t xml:space="preserve">&lt;</m:t>
+              </m:r>
+              <m:r>
+                <m:t xml:space="preserve">0</m:t>
+              </m:r>
+            </m:oMath>
+            <w:r>
+              <w:rPr>
+                <w:rFonts w:ascii="Calibri" w:hAnsi="Calibri" w:eastAsia="微軟正黑體"/>
+                <w:b/>
+                <w:bCs/>
+                <w:sz w:val="24"/>
+                <w:szCs w:val="24"/>
+              </w:rPr>
+              <w:t xml:space="preserve"> 讀下方那一段</w:t>
+            </w:r>
+          </w:p>
+        </w:tc>
+        <w:tc>
+          <w:tcPr>
+            <w:tcW w:w="4989" w:type="dxa"/>
+            <w:tcMar>
+              <w:top w:w="70" w:type="dxa"/>
+              <w:left w:w="110" w:type="dxa"/>
+              <w:bottom w:w="70" w:type="dxa"/>
+              <w:right w:w="110" w:type="dxa"/>
+            </w:tcMar>
+            <w:vAlign w:val="top"/>
+          </w:tcPr>
+          <w:p>
+            <w:pPr>
+              <w:spacing w:line="360" w:lineRule="auto" w:after="80"/>
+              <w:jc w:val="left"/>
+            </w:pPr>
+            <w:r>
+              <w:rPr>
+                <w:rFonts w:ascii="Calibri" w:hAnsi="Calibri" w:eastAsia="微軟正黑體"/>
+                <w:sz w:val="21"/>
+                <w:szCs w:val="21"/>
+              </w:rPr>
+              <w:t xml:space="preserve">※ 分開兩段的答案中間要寫「或」；中間一段寫成 p ＜ x ＜ q</w:t>
+            </w:r>
+          </w:p>
+        </w:tc>
+      </w:tr>
+    </w:tbl>
+    <w:p>
+      <w:pPr>
+        <w:spacing w:line="360" w:lineRule="auto"/>
+      </w:pPr>
+    </w:p>
+    <w:p>
+      <w:pPr>
+        <w:keepNext/>
+        <w:spacing w:line="360" w:lineRule="auto" w:after="80"/>
+        <w:shd w:val="clear" w:color="auto" w:fill="F0F0F0"/>
+        <w:pBdr>
+          <w:left w:val="single" w:sz="18" w:space="8" w:color="555555"/>
+        </w:pBdr>
+        <w:jc w:val="left"/>
+      </w:pPr>
+      <w:r>
+        <w:rPr>
+          <w:rFonts w:ascii="Calibri" w:hAnsi="Calibri" w:eastAsia="微軟正黑體"/>
+          <w:sz w:val="24"/>
+          <w:szCs w:val="24"/>
+        </w:rPr>
+        <w:t xml:space="preserve">範例一：解不等式 </w:t>
+      </w:r>
+      <m:oMath>
+        <m:sSup>
+          <m:e>
+            <m:r>
+              <m:t xml:space="preserve">x</m:t>
+            </m:r>
+          </m:e>
+          <m:sup>
+            <m:r>
+              <m:t xml:space="preserve">2</m:t>
+            </m:r>
+          </m:sup>
+        </m:sSup>
+        <m:r>
+          <m:t xml:space="preserve">−</m:t>
+        </m:r>
+        <m:r>
+          <m:t xml:space="preserve">2</m:t>
+        </m:r>
+        <m:r>
+          <m:t xml:space="preserve">x</m:t>
+        </m:r>
+        <m:r>
+          <m:t xml:space="preserve">−</m:t>
+        </m:r>
+        <m:r>
+          <m:t xml:space="preserve">3</m:t>
+        </m:r>
+        <m:r>
+          <m:t xml:space="preserve">&gt;</m:t>
+        </m:r>
+        <m:r>
+          <m:t xml:space="preserve">0</m:t>
+        </m:r>
+      </m:oMath>
+      <w:r>
+        <w:rPr>
+          <w:rFonts w:ascii="Calibri" w:hAnsi="Calibri" w:eastAsia="微軟正黑體"/>
+          <w:sz w:val="24"/>
+          <w:szCs w:val="24"/>
+        </w:rPr>
+        <w:t xml:space="preserve">（延續 §一 用過的 </w:t>
+      </w:r>
+      <m:oMath>
+        <m:r>
+          <m:t xml:space="preserve">y</m:t>
+        </m:r>
+        <m:r>
+          <m:t xml:space="preserve">=</m:t>
+        </m:r>
+        <m:sSup>
+          <m:e>
+            <m:r>
+              <m:t xml:space="preserve">x</m:t>
+            </m:r>
+          </m:e>
+          <m:sup>
+            <m:r>
+              <m:t xml:space="preserve">2</m:t>
+            </m:r>
+          </m:sup>
+        </m:sSup>
+        <m:r>
+          <m:t xml:space="preserve">−</m:t>
+        </m:r>
+        <m:r>
+          <m:t xml:space="preserve">2</m:t>
+        </m:r>
+        <m:r>
+          <m:t xml:space="preserve">x</m:t>
+        </m:r>
+        <m:r>
+          <m:t xml:space="preserve">−</m:t>
+        </m:r>
+        <m:r>
+          <m:t xml:space="preserve">3</m:t>
+        </m:r>
+      </m:oMath>
+      <w:r>
+        <w:rPr>
+          <w:rFonts w:ascii="Calibri" w:hAnsi="Calibri" w:eastAsia="微軟正黑體"/>
+          <w:sz w:val="24"/>
+          <w:szCs w:val="24"/>
+        </w:rPr>
+        <w:t xml:space="preserve">）</w:t>
+      </w:r>
+    </w:p>
+    <w:p>
+      <w:pPr>
+        <w:keepNext/>
+        <w:spacing w:line="360" w:lineRule="auto" w:after="80"/>
+        <w:jc w:val="left"/>
+      </w:pPr>
+      <w:r>
+        <w:rPr>
+          <w:rFonts w:ascii="Calibri" w:hAnsi="Calibri" w:eastAsia="微軟正黑體"/>
+          <w:sz w:val="24"/>
+          <w:szCs w:val="24"/>
+        </w:rPr>
+        <w:t xml:space="preserve">第一步（代數）：把不等號換成等號，先求出兩個根。</w:t>
+      </w:r>
+    </w:p>
+    <w:tbl>
+      <w:tblPr>
+        <w:tblW w:w="11338" w:type="dxa"/>
+        <w:tblBorders>
+          <w:top w:val="single" w:sz="4" w:space="0" w:color="000000"/>
+          <w:left w:val="single" w:sz="4" w:space="0" w:color="000000"/>
+          <w:bottom w:val="single" w:sz="4" w:space="0" w:color="000000"/>
+          <w:right w:val="single" w:sz="4" w:space="0" w:color="000000"/>
+          <w:insideH w:val="single" w:sz="4" w:space="0" w:color="000000"/>
+          <w:insideV w:val="single" w:sz="4" w:space="0" w:color="000000"/>
+        </w:tblBorders>
+        <w:tblLayout w:type="fixed"/>
+      </w:tblPr>
+      <w:tblGrid>
+        <w:gridCol w:w="1669"/>
+        <w:gridCol w:w="399"/>
+        <w:gridCol w:w="2031"/>
+        <w:gridCol w:w="507"/>
+        <w:gridCol w:w="907"/>
+        <w:gridCol w:w="399"/>
+        <w:gridCol w:w="1345"/>
+        <w:gridCol w:w="4081"/>
+      </w:tblGrid>
+      <w:tr>
+        <w:trPr>
+          <w:cantSplit/>
+          <w:tblHeader/>
+        </w:trPr>
+        <w:tc>
+          <w:tcPr>
+            <w:tcW w:w="7257" w:type="dxa"/>
+            <w:gridSpan w:val="7"/>
+            <w:shd w:val="clear" w:color="auto" w:fill="F0F0F0"/>
+            <w:tcMar>
+              <w:top w:w="70" w:type="dxa"/>
+              <w:left w:w="110" w:type="dxa"/>
+              <w:bottom w:w="70" w:type="dxa"/>
+              <w:right w:w="110" w:type="dxa"/>
+            </w:tcMar>
+            <w:vAlign w:val="top"/>
+          </w:tcPr>
+          <w:p>
+            <w:pPr>
+              <w:spacing w:line="360" w:lineRule="auto" w:after="80"/>
+              <w:jc w:val="left"/>
+            </w:pPr>
+            <w:r>
+              <w:rPr>
+                <w:rFonts w:ascii="Calibri" w:hAnsi="Calibri" w:eastAsia="微軟正黑體"/>
+                <w:b/>
+                <w:bCs/>
+                <w:sz w:val="22"/>
+                <w:szCs w:val="22"/>
+              </w:rPr>
+              <w:t xml:space="preserve">算式</w:t>
+            </w:r>
+          </w:p>
+        </w:tc>
+        <w:tc>
+          <w:tcPr>
+            <w:tcW w:w="4081" w:type="dxa"/>
+            <w:shd w:val="clear" w:color="auto" w:fill="F0F0F0"/>
+            <w:tcMar>
+              <w:top w:w="70" w:type="dxa"/>
+              <w:left w:w="110" w:type="dxa"/>
+              <w:bottom w:w="70" w:type="dxa"/>
+              <w:right w:w="110" w:type="dxa"/>
+            </w:tcMar>
+            <w:vAlign w:val="top"/>
+          </w:tcPr>
+          <w:p>
+            <w:pPr>
+              <w:spacing w:line="360" w:lineRule="auto" w:after="80"/>
+              <w:jc w:val="left"/>
+            </w:pPr>
+            <w:r>
+              <w:rPr>
+                <w:rFonts w:ascii="Calibri" w:hAnsi="Calibri" w:eastAsia="微軟正黑體"/>
+                <w:b/>
+                <w:bCs/>
+                <w:sz w:val="22"/>
+                <w:szCs w:val="22"/>
+              </w:rPr>
+              <w:t xml:space="preserve">這一步在做什麼</w:t>
+            </w:r>
+          </w:p>
+        </w:tc>
+      </w:tr>
+      <w:tr>
+        <w:trPr>
+          <w:cantSplit/>
+        </w:trPr>
+        <w:tc>
+          <w:tcPr>
+            <w:tcW w:w="1669" w:type="dxa"/>
+            <w:tcBorders>
+              <w:top w:val="single" w:sz="4" w:color="000000"/>
+              <w:left w:val="single" w:sz="4" w:color="000000"/>
+              <w:bottom w:val="single" w:sz="4" w:color="000000"/>
+              <w:right w:val="nil" w:sz="4" w:color="000000"/>
+            </w:tcBorders>
+            <w:tcMar>
+              <w:top w:w="70" w:type="dxa"/>
+              <w:left w:w="110" w:type="dxa"/>
+              <w:bottom w:w="70" w:type="dxa"/>
+              <w:right w:w="110" w:type="dxa"/>
+            </w:tcMar>
+            <w:vAlign w:val="center"/>
+          </w:tcPr>
+          <w:p>
+            <w:pPr>
+              <w:jc w:val="right"/>
+            </w:pPr>
+            <w:r>
+              <w:rPr>
+                <w:rFonts w:ascii="Calibri" w:hAnsi="Calibri" w:eastAsia="微軟正黑體"/>
+                <w:sz w:val="24"/>
+                <w:szCs w:val="24"/>
+              </w:rPr>
+              <w:t xml:space="preserve"> </w:t>
+            </w:r>
+            <m:oMath>
+              <m:sSup>
+                <m:e>
+                  <m:r>
+                    <m:t xml:space="preserve">x</m:t>
+                  </m:r>
+                </m:e>
+                <m:sup>
+                  <m:r>
+                    <m:t xml:space="preserve">2</m:t>
+                  </m:r>
+                </m:sup>
+              </m:sSup>
+              <m:r>
+                <m:t xml:space="preserve">−</m:t>
+              </m:r>
+              <m:r>
+                <m:t xml:space="preserve">2</m:t>
+              </m:r>
+              <m:r>
+                <m:t xml:space="preserve">x</m:t>
+              </m:r>
+              <m:r>
+                <m:t xml:space="preserve">−</m:t>
+              </m:r>
+              <m:r>
+                <m:t xml:space="preserve">3</m:t>
+              </m:r>
+            </m:oMath>
+          </w:p>
+        </w:tc>
+        <w:tc>
+          <w:tcPr>
+            <w:tcW w:w="399" w:type="dxa"/>
+            <w:tcBorders>
+              <w:top w:val="single" w:sz="4" w:color="000000"/>
+              <w:left w:val="nil" w:sz="4" w:color="000000"/>
+              <w:bottom w:val="single" w:sz="4" w:color="000000"/>
+              <w:right w:val="nil" w:sz="4" w:color="000000"/>
+            </w:tcBorders>
+            <w:tcMar>
+              <w:top w:w="70" w:type="dxa"/>
+              <w:left w:w="110" w:type="dxa"/>
+              <w:bottom w:w="70" w:type="dxa"/>
+              <w:right w:w="110" w:type="dxa"/>
+            </w:tcMar>
+            <w:vAlign w:val="center"/>
+          </w:tcPr>
+          <w:p>
+            <w:pPr>
+              <w:jc w:val="center"/>
+            </w:pPr>
+            <m:oMath>
+              <m:r>
+                <m:t xml:space="preserve">&gt;</m:t>
+              </m:r>
+            </m:oMath>
+          </w:p>
+        </w:tc>
+        <w:tc>
+          <w:tcPr>
+            <w:tcW w:w="5189" w:type="dxa"/>
+            <w:gridSpan w:val="5"/>
+            <w:tcBorders>
+              <w:top w:val="single" w:sz="4" w:color="000000"/>
+              <w:left w:val="nil" w:sz="4" w:color="000000"/>
+              <w:bottom w:val="single" w:sz="4" w:color="000000"/>
+              <w:right w:val="single" w:sz="4" w:color="000000"/>
+            </w:tcBorders>
+            <w:tcMar>
+              <w:top w:w="70" w:type="dxa"/>
+              <w:left w:w="110" w:type="dxa"/>
+              <w:bottom w:w="70" w:type="dxa"/>
+              <w:right w:w="110" w:type="dxa"/>
+            </w:tcMar>
+            <w:vAlign w:val="center"/>
+          </w:tcPr>
+          <w:p>
+            <w:pPr>
+              <w:jc w:val="left"/>
+            </w:pPr>
+            <w:r>
+              <w:rPr>
+                <w:rFonts w:ascii="Calibri" w:hAnsi="Calibri" w:eastAsia="微軟正黑體"/>
+                <w:sz w:val="24"/>
+                <w:szCs w:val="24"/>
+              </w:rPr>
+              <w:t xml:space="preserve"> </w:t>
+            </w:r>
+            <m:oMath>
+              <m:r>
+                <m:t xml:space="preserve">0</m:t>
+              </m:r>
+            </m:oMath>
+          </w:p>
+        </w:tc>
+        <w:tc>
+          <w:tcPr>
+            <w:tcW w:w="4081" w:type="dxa"/>
+            <w:tcBorders>
+              <w:top w:val="single" w:sz="4" w:color="000000"/>
+              <w:left w:val="single" w:sz="4" w:color="000000"/>
+              <w:bottom w:val="single" w:sz="4" w:color="000000"/>
+              <w:right w:val="single" w:sz="4" w:color="000000"/>
+            </w:tcBorders>
+            <w:tcMar>
+              <w:top w:w="70" w:type="dxa"/>
+              <w:left w:w="110" w:type="dxa"/>
+              <w:bottom w:w="70" w:type="dxa"/>
+              <w:right w:w="110" w:type="dxa"/>
+            </w:tcMar>
+            <w:vAlign w:val="center"/>
+          </w:tcPr>
+          <w:p>
+            <w:pPr>
+              <w:jc w:val="left"/>
+            </w:pPr>
+            <w:r>
+              <w:rPr>
+                <w:rFonts w:ascii="Calibri" w:hAnsi="Calibri" w:eastAsia="微軟正黑體"/>
+                <w:sz w:val="24"/>
+                <w:szCs w:val="24"/>
+              </w:rPr>
+              <w:t xml:space="preserve">原不等式：問「y 大於 0」的 x 有哪些</w:t>
+            </w:r>
+          </w:p>
+        </w:tc>
+      </w:tr>
+      <w:tr>
+        <w:trPr>
+          <w:cantSplit/>
+        </w:trPr>
+        <w:tc>
+          <w:tcPr>
+            <w:tcW w:w="1669" w:type="dxa"/>
+            <w:tcBorders>
+              <w:top w:val="single" w:sz="4" w:color="000000"/>
+              <w:left w:val="single" w:sz="4" w:color="000000"/>
+              <w:bottom w:val="single" w:sz="4" w:color="000000"/>
+              <w:right w:val="nil" w:sz="4" w:color="000000"/>
+            </w:tcBorders>
+            <w:tcMar>
+              <w:top w:w="70" w:type="dxa"/>
+              <w:left w:w="110" w:type="dxa"/>
+              <w:bottom w:w="70" w:type="dxa"/>
+              <w:right w:w="110" w:type="dxa"/>
+            </w:tcMar>
+            <w:vAlign w:val="center"/>
+          </w:tcPr>
+          <w:p>
+            <w:pPr>
+              <w:jc w:val="right"/>
+            </w:pPr>
+            <w:r>
+              <w:rPr>
+                <w:rFonts w:ascii="Calibri" w:hAnsi="Calibri" w:eastAsia="微軟正黑體"/>
+                <w:sz w:val="24"/>
+                <w:szCs w:val="24"/>
+              </w:rPr>
+              <w:t xml:space="preserve"> </w:t>
+            </w:r>
+            <m:oMath>
+              <m:sSup>
+                <m:e>
+                  <m:r>
+                    <m:t xml:space="preserve">x</m:t>
+                  </m:r>
+                </m:e>
+                <m:sup>
+                  <m:r>
+                    <m:t xml:space="preserve">2</m:t>
+                  </m:r>
+                </m:sup>
+              </m:sSup>
+              <m:r>
+                <m:t xml:space="preserve">−</m:t>
+              </m:r>
+              <m:r>
+                <m:t xml:space="preserve">2</m:t>
+              </m:r>
+              <m:r>
+                <m:t xml:space="preserve">x</m:t>
+              </m:r>
+              <m:r>
+                <m:t xml:space="preserve">−</m:t>
+              </m:r>
+              <m:r>
+                <m:t xml:space="preserve">3</m:t>
+              </m:r>
+            </m:oMath>
+          </w:p>
+        </w:tc>
+        <w:tc>
+          <w:tcPr>
+            <w:tcW w:w="399" w:type="dxa"/>
+            <w:tcBorders>
+              <w:top w:val="single" w:sz="4" w:color="000000"/>
+              <w:left w:val="nil" w:sz="4" w:color="000000"/>
+              <w:bottom w:val="single" w:sz="4" w:color="000000"/>
+              <w:right w:val="nil" w:sz="4" w:color="000000"/>
+            </w:tcBorders>
+            <w:tcMar>
+              <w:top w:w="70" w:type="dxa"/>
+              <w:left w:w="110" w:type="dxa"/>
+              <w:bottom w:w="70" w:type="dxa"/>
+              <w:right w:w="110" w:type="dxa"/>
+            </w:tcMar>
+            <w:vAlign w:val="center"/>
+          </w:tcPr>
+          <w:p>
+            <w:pPr>
+              <w:jc w:val="center"/>
+            </w:pPr>
+            <m:oMath>
+              <m:r>
+                <m:t xml:space="preserve">=</m:t>
+              </m:r>
+            </m:oMath>
+          </w:p>
+        </w:tc>
+        <w:tc>
+          <w:tcPr>
+            <w:tcW w:w="5189" w:type="dxa"/>
+            <w:gridSpan w:val="5"/>
+            <w:tcBorders>
+              <w:top w:val="single" w:sz="4" w:color="000000"/>
+              <w:left w:val="nil" w:sz="4" w:color="000000"/>
+              <w:bottom w:val="single" w:sz="4" w:color="000000"/>
+              <w:right w:val="single" w:sz="4" w:color="000000"/>
+            </w:tcBorders>
+            <w:tcMar>
+              <w:top w:w="70" w:type="dxa"/>
+              <w:left w:w="110" w:type="dxa"/>
+              <w:bottom w:w="70" w:type="dxa"/>
+              <w:right w:w="110" w:type="dxa"/>
+            </w:tcMar>
+            <w:vAlign w:val="center"/>
+          </w:tcPr>
+          <w:p>
+            <w:pPr>
+              <w:jc w:val="left"/>
+            </w:pPr>
+            <w:r>
+              <w:rPr>
+                <w:rFonts w:ascii="Calibri" w:hAnsi="Calibri" w:eastAsia="微軟正黑體"/>
+                <w:sz w:val="24"/>
+                <w:szCs w:val="24"/>
+              </w:rPr>
+              <w:t xml:space="preserve"> </w:t>
+            </w:r>
+            <m:oMath>
+              <m:r>
+                <m:t xml:space="preserve">0</m:t>
+              </m:r>
+            </m:oMath>
+          </w:p>
+        </w:tc>
+        <w:tc>
+          <w:tcPr>
+            <w:tcW w:w="4081" w:type="dxa"/>
+            <w:tcBorders>
+              <w:top w:val="single" w:sz="4" w:color="000000"/>
+              <w:left w:val="single" w:sz="4" w:color="000000"/>
+              <w:bottom w:val="single" w:sz="4" w:color="000000"/>
+              <w:right w:val="single" w:sz="4" w:color="000000"/>
+            </w:tcBorders>
+            <w:tcMar>
+              <w:top w:w="70" w:type="dxa"/>
+              <w:left w:w="110" w:type="dxa"/>
+              <w:bottom w:w="70" w:type="dxa"/>
+              <w:right w:w="110" w:type="dxa"/>
+            </w:tcMar>
+            <w:vAlign w:val="center"/>
+          </w:tcPr>
+          <w:p>
+            <w:pPr>
+              <w:jc w:val="left"/>
+            </w:pPr>
+            <w:r>
+              <w:rPr>
+                <w:rFonts w:ascii="Calibri" w:hAnsi="Calibri" w:eastAsia="微軟正黑體"/>
+                <w:sz w:val="24"/>
+                <w:szCs w:val="24"/>
+              </w:rPr>
+              <w:t xml:space="preserve">① 把不等號換成等號——這一步只求與 x 軸的交點</w:t>
+            </w:r>
+          </w:p>
+        </w:tc>
+      </w:tr>
+      <w:tr>
+        <w:trPr>
+          <w:cantSplit/>
+        </w:trPr>
+        <w:tc>
+          <w:tcPr>
+            <w:tcW w:w="1669" w:type="dxa"/>
+            <w:tcBorders>
+              <w:top w:val="single" w:sz="4" w:color="000000"/>
+              <w:left w:val="single" w:sz="4" w:color="000000"/>
+              <w:bottom w:val="single" w:sz="4" w:color="000000"/>
+              <w:right w:val="nil" w:sz="4" w:color="000000"/>
+            </w:tcBorders>
+            <w:tcMar>
+              <w:top w:w="70" w:type="dxa"/>
+              <w:left w:w="110" w:type="dxa"/>
+              <w:bottom w:w="70" w:type="dxa"/>
+              <w:right w:w="110" w:type="dxa"/>
+            </w:tcMar>
+            <w:vAlign w:val="center"/>
+          </w:tcPr>
+          <w:p>
+            <w:pPr>
+              <w:jc w:val="right"/>
+            </w:pPr>
+            <w:r>
+              <w:rPr>
+                <w:rFonts w:ascii="Calibri" w:hAnsi="Calibri" w:eastAsia="微軟正黑體"/>
+                <w:sz w:val="24"/>
+                <w:szCs w:val="24"/>
+              </w:rPr>
+              <w:t xml:space="preserve"> </w:t>
+            </w:r>
+            <m:oMath>
+              <m:r>
+                <m:t xml:space="preserve">(</m:t>
+              </m:r>
+              <m:r>
+                <m:t xml:space="preserve">x</m:t>
+              </m:r>
+              <m:r>
+                <m:t xml:space="preserve">−</m:t>
+              </m:r>
+              <m:r>
+                <m:t xml:space="preserve">3</m:t>
+              </m:r>
+              <m:r>
+                <m:t xml:space="preserve">)</m:t>
+              </m:r>
+              <m:r>
+                <m:t xml:space="preserve">(</m:t>
+              </m:r>
+              <m:r>
+                <m:t xml:space="preserve">x</m:t>
+              </m:r>
+              <m:r>
+                <m:t xml:space="preserve">+</m:t>
+              </m:r>
+              <m:r>
+                <m:t xml:space="preserve">1</m:t>
+              </m:r>
+              <m:r>
+                <m:t xml:space="preserve">)</m:t>
+              </m:r>
+            </m:oMath>
+          </w:p>
+        </w:tc>
+        <w:tc>
+          <w:tcPr>
+            <w:tcW w:w="399" w:type="dxa"/>
+            <w:tcBorders>
+              <w:top w:val="single" w:sz="4" w:color="000000"/>
+              <w:left w:val="nil" w:sz="4" w:color="000000"/>
+              <w:bottom w:val="single" w:sz="4" w:color="000000"/>
+              <w:right w:val="nil" w:sz="4" w:color="000000"/>
+            </w:tcBorders>
+            <w:tcMar>
+              <w:top w:w="70" w:type="dxa"/>
+              <w:left w:w="110" w:type="dxa"/>
+              <w:bottom w:w="70" w:type="dxa"/>
+              <w:right w:w="110" w:type="dxa"/>
+            </w:tcMar>
+            <w:vAlign w:val="center"/>
+          </w:tcPr>
+          <w:p>
+            <w:pPr>
+              <w:jc w:val="center"/>
+            </w:pPr>
+            <m:oMath>
+              <m:r>
+                <m:t xml:space="preserve">=</m:t>
+              </m:r>
+            </m:oMath>
+          </w:p>
+        </w:tc>
+        <w:tc>
+          <w:tcPr>
+            <w:tcW w:w="5189" w:type="dxa"/>
+            <w:gridSpan w:val="5"/>
+            <w:tcBorders>
+              <w:top w:val="single" w:sz="4" w:color="000000"/>
+              <w:left w:val="nil" w:sz="4" w:color="000000"/>
+              <w:bottom w:val="single" w:sz="4" w:color="000000"/>
+              <w:right w:val="single" w:sz="4" w:color="000000"/>
+            </w:tcBorders>
+            <w:tcMar>
+              <w:top w:w="70" w:type="dxa"/>
+              <w:left w:w="110" w:type="dxa"/>
+              <w:bottom w:w="70" w:type="dxa"/>
+              <w:right w:w="110" w:type="dxa"/>
+            </w:tcMar>
+            <w:vAlign w:val="center"/>
+          </w:tcPr>
+          <w:p>
+            <w:pPr>
+              <w:jc w:val="left"/>
+            </w:pPr>
+            <w:r>
+              <w:rPr>
+                <w:rFonts w:ascii="Calibri" w:hAnsi="Calibri" w:eastAsia="微軟正黑體"/>
+                <w:sz w:val="24"/>
+                <w:szCs w:val="24"/>
+              </w:rPr>
+              <w:t xml:space="preserve"> </w:t>
+            </w:r>
+            <m:oMath>
+              <m:r>
+                <m:t xml:space="preserve">0</m:t>
+              </m:r>
+            </m:oMath>
+          </w:p>
+        </w:tc>
+        <w:tc>
+          <w:tcPr>
+            <w:tcW w:w="4081" w:type="dxa"/>
+            <w:tcBorders>
+              <w:top w:val="single" w:sz="4" w:color="000000"/>
+              <w:left w:val="single" w:sz="4" w:color="000000"/>
+              <w:bottom w:val="single" w:sz="4" w:color="000000"/>
+              <w:right w:val="single" w:sz="4" w:color="000000"/>
+            </w:tcBorders>
+            <w:tcMar>
+              <w:top w:w="70" w:type="dxa"/>
+              <w:left w:w="110" w:type="dxa"/>
+              <w:bottom w:w="70" w:type="dxa"/>
+              <w:right w:w="110" w:type="dxa"/>
+            </w:tcMar>
+            <w:vAlign w:val="center"/>
+          </w:tcPr>
+          <w:p>
+            <w:pPr>
+              <w:jc w:val="left"/>
+            </w:pPr>
+            <w:r>
+              <w:rPr>
+                <w:rFonts w:ascii="Calibri" w:hAnsi="Calibri" w:eastAsia="微軟正黑體"/>
+                <w:sz w:val="24"/>
+                <w:szCs w:val="24"/>
+              </w:rPr>
+              <w:t xml:space="preserve">因式分解</w:t>
+            </w:r>
+          </w:p>
+        </w:tc>
+      </w:tr>
+      <w:tr>
+        <w:trPr>
+          <w:cantSplit/>
+        </w:trPr>
+        <w:tc>
+          <w:tcPr>
+            <w:tcW w:w="1669" w:type="dxa"/>
+            <w:tcBorders>
+              <w:top w:val="single" w:sz="4" w:color="000000"/>
+              <w:left w:val="single" w:sz="4" w:color="000000"/>
+              <w:bottom w:val="single" w:sz="4" w:color="000000"/>
+              <w:right w:val="nil" w:sz="4" w:color="000000"/>
+            </w:tcBorders>
+            <w:tcMar>
+              <w:top w:w="70" w:type="dxa"/>
+              <w:left w:w="110" w:type="dxa"/>
+              <w:bottom w:w="70" w:type="dxa"/>
+              <w:right w:w="110" w:type="dxa"/>
+            </w:tcMar>
+            <w:vAlign w:val="center"/>
+          </w:tcPr>
+          <w:p>
+            <w:pPr>
+              <w:jc w:val="right"/>
+            </w:pPr>
+            <w:r>
+              <w:rPr>
+                <w:rFonts w:ascii="Calibri" w:hAnsi="Calibri" w:eastAsia="微軟正黑體"/>
+                <w:sz w:val="24"/>
+                <w:szCs w:val="24"/>
+              </w:rPr>
+              <w:t xml:space="preserve"> </w:t>
+            </w:r>
+            <m:oMath>
+              <m:r>
+                <m:t xml:space="preserve">x</m:t>
+              </m:r>
+              <m:r>
+                <m:t xml:space="preserve">−</m:t>
+              </m:r>
+              <m:r>
+                <m:t xml:space="preserve">3</m:t>
+              </m:r>
+            </m:oMath>
+          </w:p>
+        </w:tc>
+        <w:tc>
+          <w:tcPr>
+            <w:tcW w:w="399" w:type="dxa"/>
+            <w:tcBorders>
+              <w:top w:val="single" w:sz="4" w:color="000000"/>
+              <w:left w:val="nil" w:sz="4" w:color="000000"/>
+              <w:bottom w:val="single" w:sz="4" w:color="000000"/>
+              <w:right w:val="nil" w:sz="4" w:color="000000"/>
+            </w:tcBorders>
+            <w:tcMar>
+              <w:top w:w="70" w:type="dxa"/>
+              <w:left w:w="110" w:type="dxa"/>
+              <w:bottom w:w="70" w:type="dxa"/>
+              <w:right w:w="110" w:type="dxa"/>
+            </w:tcMar>
+            <w:vAlign w:val="center"/>
+          </w:tcPr>
+          <w:p>
+            <w:pPr>
+              <w:jc w:val="center"/>
+            </w:pPr>
+            <m:oMath>
+              <m:r>
+                <m:t xml:space="preserve">=</m:t>
+              </m:r>
+            </m:oMath>
+          </w:p>
+        </w:tc>
+        <w:tc>
+          <w:tcPr>
+            <w:tcW w:w="2031" w:type="dxa"/>
+            <w:tcBorders>
+              <w:top w:val="single" w:sz="4" w:color="000000"/>
+              <w:left w:val="nil" w:sz="4" w:color="000000"/>
+              <w:bottom w:val="single" w:sz="4" w:color="000000"/>
+              <w:right w:val="nil" w:sz="4" w:color="000000"/>
+            </w:tcBorders>
+            <w:tcMar>
+              <w:top w:w="70" w:type="dxa"/>
+              <w:left w:w="110" w:type="dxa"/>
+              <w:bottom w:w="70" w:type="dxa"/>
+              <w:right w:w="110" w:type="dxa"/>
+            </w:tcMar>
+            <w:vAlign w:val="center"/>
+          </w:tcPr>
+          <w:p>
+            <w:pPr>
+              <w:jc w:val="left"/>
+            </w:pPr>
+            <w:r>
+              <w:rPr>
+                <w:rFonts w:ascii="Calibri" w:hAnsi="Calibri" w:eastAsia="微軟正黑體"/>
+                <w:sz w:val="24"/>
+                <w:szCs w:val="24"/>
+              </w:rPr>
+              <w:t xml:space="preserve"> </w:t>
+            </w:r>
+            <m:oMath>
+              <m:r>
+                <m:t xml:space="preserve">0</m:t>
+              </m:r>
+            </m:oMath>
+          </w:p>
+        </w:tc>
+        <w:tc>
+          <w:tcPr>
+            <w:tcW w:w="507" w:type="dxa"/>
+            <w:tcBorders>
+              <w:top w:val="single" w:sz="4" w:color="000000"/>
+              <w:left w:val="nil" w:sz="4" w:color="000000"/>
+              <w:bottom w:val="single" w:sz="4" w:color="000000"/>
+              <w:right w:val="nil" w:sz="4" w:color="000000"/>
+            </w:tcBorders>
+            <w:tcMar>
+              <w:top w:w="70" w:type="dxa"/>
+              <w:left w:w="110" w:type="dxa"/>
+              <w:bottom w:w="70" w:type="dxa"/>
+              <w:right w:w="110" w:type="dxa"/>
+            </w:tcMar>
+            <w:vAlign w:val="center"/>
+          </w:tcPr>
+          <w:p>
+            <w:pPr>
+              <w:jc w:val="center"/>
+            </w:pPr>
+            <w:r>
+              <w:rPr>
+                <w:rFonts w:ascii="Calibri" w:hAnsi="Calibri" w:eastAsia="微軟正黑體"/>
+                <w:sz w:val="24"/>
+                <w:szCs w:val="24"/>
+              </w:rPr>
+              <w:t xml:space="preserve"> </w:t>
+            </w:r>
+            <w:r>
+              <w:rPr>
+                <w:rFonts w:ascii="Calibri" w:hAnsi="Calibri" w:eastAsia="微軟正黑體"/>
+                <w:sz w:val="24"/>
+                <w:szCs w:val="24"/>
+              </w:rPr>
+              <w:t xml:space="preserve">或</w:t>
+            </w:r>
+          </w:p>
+        </w:tc>
+        <w:tc>
+          <w:tcPr>
+            <w:tcW w:w="907" w:type="dxa"/>
+            <w:tcBorders>
+              <w:top w:val="single" w:sz="4" w:color="000000"/>
+              <w:left w:val="nil" w:sz="4" w:color="000000"/>
+              <w:bottom w:val="single" w:sz="4" w:color="000000"/>
+              <w:right w:val="nil" w:sz="4" w:color="000000"/>
+            </w:tcBorders>
+            <w:tcMar>
+              <w:top w:w="70" w:type="dxa"/>
+              <w:left w:w="110" w:type="dxa"/>
+              <w:bottom w:w="70" w:type="dxa"/>
+              <w:right w:w="110" w:type="dxa"/>
+            </w:tcMar>
+            <w:vAlign w:val="center"/>
+          </w:tcPr>
+          <w:p>
+            <w:pPr>
+              <w:jc w:val="right"/>
+            </w:pPr>
+            <w:r>
+              <w:rPr>
+                <w:rFonts w:ascii="Calibri" w:hAnsi="Calibri" w:eastAsia="微軟正黑體"/>
+                <w:sz w:val="24"/>
+                <w:szCs w:val="24"/>
+              </w:rPr>
+              <w:t xml:space="preserve"> </w:t>
+            </w:r>
+            <m:oMath>
+              <m:r>
+                <m:t xml:space="preserve">x</m:t>
+              </m:r>
+              <m:r>
+                <m:t xml:space="preserve">+</m:t>
+              </m:r>
+              <m:r>
+                <m:t xml:space="preserve">1</m:t>
+              </m:r>
+            </m:oMath>
+          </w:p>
+        </w:tc>
+        <w:tc>
+          <w:tcPr>
+            <w:tcW w:w="399" w:type="dxa"/>
+            <w:tcBorders>
+              <w:top w:val="single" w:sz="4" w:color="000000"/>
+              <w:left w:val="nil" w:sz="4" w:color="000000"/>
+              <w:bottom w:val="single" w:sz="4" w:color="000000"/>
+              <w:right w:val="nil" w:sz="4" w:color="000000"/>
+            </w:tcBorders>
+            <w:tcMar>
+              <w:top w:w="70" w:type="dxa"/>
+              <w:left w:w="110" w:type="dxa"/>
+              <w:bottom w:w="70" w:type="dxa"/>
+              <w:right w:w="110" w:type="dxa"/>
+            </w:tcMar>
+            <w:vAlign w:val="center"/>
+          </w:tcPr>
+          <w:p>
+            <w:pPr>
+              <w:jc w:val="center"/>
+            </w:pPr>
+            <m:oMath>
+              <m:r>
+                <m:t xml:space="preserve">=</m:t>
+              </m:r>
+            </m:oMath>
+          </w:p>
+        </w:tc>
+        <w:tc>
+          <w:tcPr>
+            <w:tcW w:w="1345" w:type="dxa"/>
+            <w:tcBorders>
+              <w:top w:val="single" w:sz="4" w:color="000000"/>
+              <w:left w:val="nil" w:sz="4" w:color="000000"/>
+              <w:bottom w:val="single" w:sz="4" w:color="000000"/>
+              <w:right w:val="single" w:sz="4" w:color="000000"/>
+            </w:tcBorders>
+            <w:tcMar>
+              <w:top w:w="70" w:type="dxa"/>
+              <w:left w:w="110" w:type="dxa"/>
+              <w:bottom w:w="70" w:type="dxa"/>
+              <w:right w:w="110" w:type="dxa"/>
+            </w:tcMar>
+            <w:vAlign w:val="center"/>
+          </w:tcPr>
+          <w:p>
+            <w:pPr>
+              <w:jc w:val="left"/>
+            </w:pPr>
+            <w:r>
+              <w:rPr>
+                <w:rFonts w:ascii="Calibri" w:hAnsi="Calibri" w:eastAsia="微軟正黑體"/>
+                <w:sz w:val="24"/>
+                <w:szCs w:val="24"/>
+              </w:rPr>
+              <w:t xml:space="preserve"> </w:t>
+            </w:r>
+            <m:oMath>
+              <m:r>
+                <m:t xml:space="preserve">0</m:t>
+              </m:r>
+            </m:oMath>
+          </w:p>
+        </w:tc>
+        <w:tc>
+          <w:tcPr>
+            <w:tcW w:w="4081" w:type="dxa"/>
+            <w:tcBorders>
+              <w:top w:val="single" w:sz="4" w:color="000000"/>
+              <w:left w:val="single" w:sz="4" w:color="000000"/>
+              <w:bottom w:val="single" w:sz="4" w:color="000000"/>
+              <w:right w:val="single" w:sz="4" w:color="000000"/>
+            </w:tcBorders>
+            <w:tcMar>
+              <w:top w:w="70" w:type="dxa"/>
+              <w:left w:w="110" w:type="dxa"/>
+              <w:bottom w:w="70" w:type="dxa"/>
+              <w:right w:w="110" w:type="dxa"/>
+            </w:tcMar>
+            <w:vAlign w:val="center"/>
+          </w:tcPr>
+          <w:p>
+            <w:pPr>
+              <w:jc w:val="left"/>
+            </w:pPr>
+            <w:r>
+              <w:rPr>
+                <w:rFonts w:ascii="Calibri" w:hAnsi="Calibri" w:eastAsia="微軟正黑體"/>
+                <w:sz w:val="24"/>
+                <w:szCs w:val="24"/>
+              </w:rPr>
+              <w:t xml:space="preserve">兩個因式各自等於 0，分兩支寫</w:t>
+            </w:r>
+          </w:p>
+        </w:tc>
+      </w:tr>
+      <w:tr>
+        <w:trPr>
+          <w:cantSplit/>
+        </w:trPr>
+        <w:tc>
+          <w:tcPr>
+            <w:tcW w:w="1669" w:type="dxa"/>
+            <w:tcBorders>
+              <w:top w:val="single" w:sz="4" w:color="000000"/>
+              <w:left w:val="single" w:sz="4" w:color="000000"/>
+              <w:bottom w:val="single" w:sz="4" w:color="000000"/>
+              <w:right w:val="nil" w:sz="4" w:color="000000"/>
+            </w:tcBorders>
+            <w:tcMar>
+              <w:top w:w="70" w:type="dxa"/>
+              <w:left w:w="110" w:type="dxa"/>
+              <w:bottom w:w="70" w:type="dxa"/>
+              <w:right w:w="110" w:type="dxa"/>
+            </w:tcMar>
+            <w:vAlign w:val="center"/>
+          </w:tcPr>
+          <w:p>
+            <w:pPr>
+              <w:jc w:val="right"/>
+            </w:pPr>
+            <w:r>
+              <w:rPr>
+                <w:rFonts w:ascii="Calibri" w:hAnsi="Calibri" w:eastAsia="微軟正黑體"/>
+                <w:sz w:val="24"/>
+                <w:szCs w:val="24"/>
+              </w:rPr>
+              <w:t xml:space="preserve"> </w:t>
+            </w:r>
+            <m:oMath>
+              <m:sSub>
+                <m:e>
+                  <m:r>
+                    <m:t xml:space="preserve">x</m:t>
+                  </m:r>
+                </m:e>
+                <m:sub>
+                  <m:r>
+                    <m:t xml:space="preserve">1</m:t>
+                  </m:r>
+                </m:sub>
+              </m:sSub>
+            </m:oMath>
+          </w:p>
+        </w:tc>
+        <w:tc>
+          <w:tcPr>
+            <w:tcW w:w="399" w:type="dxa"/>
+            <w:tcBorders>
+              <w:top w:val="single" w:sz="4" w:color="000000"/>
+              <w:left w:val="nil" w:sz="4" w:color="000000"/>
+              <w:bottom w:val="single" w:sz="4" w:color="000000"/>
+              <w:right w:val="nil" w:sz="4" w:color="000000"/>
+            </w:tcBorders>
+            <w:tcMar>
+              <w:top w:w="70" w:type="dxa"/>
+              <w:left w:w="110" w:type="dxa"/>
+              <w:bottom w:w="70" w:type="dxa"/>
+              <w:right w:w="110" w:type="dxa"/>
+            </w:tcMar>
+            <w:vAlign w:val="center"/>
+          </w:tcPr>
+          <w:p>
+            <w:pPr>
+              <w:jc w:val="center"/>
+            </w:pPr>
+            <m:oMath>
+              <m:r>
+                <m:t xml:space="preserve">=</m:t>
+              </m:r>
+            </m:oMath>
+          </w:p>
+        </w:tc>
+        <w:tc>
+          <w:tcPr>
+            <w:tcW w:w="2031" w:type="dxa"/>
+            <w:tcBorders>
+              <w:top w:val="single" w:sz="4" w:color="000000"/>
+              <w:left w:val="nil" w:sz="4" w:color="000000"/>
+              <w:bottom w:val="single" w:sz="4" w:color="000000"/>
+              <w:right w:val="nil" w:sz="4" w:color="000000"/>
+            </w:tcBorders>
+            <w:tcMar>
+              <w:top w:w="70" w:type="dxa"/>
+              <w:left w:w="110" w:type="dxa"/>
+              <w:bottom w:w="70" w:type="dxa"/>
+              <w:right w:w="110" w:type="dxa"/>
+            </w:tcMar>
+            <w:vAlign w:val="center"/>
+          </w:tcPr>
+          <w:p>
+            <w:pPr>
+              <w:jc w:val="left"/>
+            </w:pPr>
+            <w:r>
+              <w:rPr>
+                <w:rFonts w:ascii="Calibri" w:hAnsi="Calibri" w:eastAsia="微軟正黑體"/>
+                <w:sz w:val="24"/>
+                <w:szCs w:val="24"/>
+              </w:rPr>
+              <w:t xml:space="preserve"> </w:t>
+            </w:r>
+            <m:oMath>
+              <m:r>
+                <m:t xml:space="preserve">3</m:t>
+              </m:r>
+            </m:oMath>
+          </w:p>
+        </w:tc>
+        <w:tc>
+          <w:tcPr>
+            <w:tcW w:w="507" w:type="dxa"/>
+            <w:tcBorders>
+              <w:top w:val="single" w:sz="4" w:color="000000"/>
+              <w:left w:val="nil" w:sz="4" w:color="000000"/>
+              <w:bottom w:val="single" w:sz="4" w:color="000000"/>
+              <w:right w:val="nil" w:sz="4" w:color="000000"/>
+            </w:tcBorders>
+            <w:tcMar>
+              <w:top w:w="70" w:type="dxa"/>
+              <w:left w:w="110" w:type="dxa"/>
+              <w:bottom w:w="70" w:type="dxa"/>
+              <w:right w:w="110" w:type="dxa"/>
+            </w:tcMar>
+            <w:vAlign w:val="center"/>
+          </w:tcPr>
+          <w:p>
+            <w:pPr>
+              <w:jc w:val="center"/>
+            </w:pPr>
+            <w:r>
+              <w:rPr>
+                <w:rFonts w:ascii="Calibri" w:hAnsi="Calibri" w:eastAsia="微軟正黑體"/>
+                <w:sz w:val="24"/>
+                <w:szCs w:val="24"/>
+              </w:rPr>
+              <w:t xml:space="preserve"> </w:t>
+            </w:r>
+            <w:r>
+              <w:rPr>
+                <w:rFonts w:ascii="Calibri" w:hAnsi="Calibri" w:eastAsia="微軟正黑體"/>
+                <w:sz w:val="24"/>
+                <w:szCs w:val="24"/>
+              </w:rPr>
+              <w:t xml:space="preserve">或</w:t>
+            </w:r>
+          </w:p>
+        </w:tc>
+        <w:tc>
+          <w:tcPr>
+            <w:tcW w:w="907" w:type="dxa"/>
+            <w:tcBorders>
+              <w:top w:val="single" w:sz="4" w:color="000000"/>
+              <w:left w:val="nil" w:sz="4" w:color="000000"/>
+              <w:bottom w:val="single" w:sz="4" w:color="000000"/>
+              <w:right w:val="nil" w:sz="4" w:color="000000"/>
+            </w:tcBorders>
+            <w:tcMar>
+              <w:top w:w="70" w:type="dxa"/>
+              <w:left w:w="110" w:type="dxa"/>
+              <w:bottom w:w="70" w:type="dxa"/>
+              <w:right w:w="110" w:type="dxa"/>
+            </w:tcMar>
+            <w:vAlign w:val="center"/>
+          </w:tcPr>
+          <w:p>
+            <w:pPr>
+              <w:jc w:val="right"/>
+            </w:pPr>
+            <w:r>
+              <w:rPr>
+                <w:rFonts w:ascii="Calibri" w:hAnsi="Calibri" w:eastAsia="微軟正黑體"/>
+                <w:sz w:val="24"/>
+                <w:szCs w:val="24"/>
+              </w:rPr>
+              <w:t xml:space="preserve"> </w:t>
+            </w:r>
+            <m:oMath>
+              <m:sSub>
+                <m:e>
+                  <m:r>
+                    <m:t xml:space="preserve">x</m:t>
+                  </m:r>
+                </m:e>
+                <m:sub>
+                  <m:r>
+                    <m:t xml:space="preserve">2</m:t>
+                  </m:r>
+                </m:sub>
+              </m:sSub>
+            </m:oMath>
+          </w:p>
+        </w:tc>
+        <w:tc>
+          <w:tcPr>
+            <w:tcW w:w="399" w:type="dxa"/>
+            <w:tcBorders>
+              <w:top w:val="single" w:sz="4" w:color="000000"/>
+              <w:left w:val="nil" w:sz="4" w:color="000000"/>
+              <w:bottom w:val="single" w:sz="4" w:color="000000"/>
+              <w:right w:val="nil" w:sz="4" w:color="000000"/>
+            </w:tcBorders>
+            <w:tcMar>
+              <w:top w:w="70" w:type="dxa"/>
+              <w:left w:w="110" w:type="dxa"/>
+              <w:bottom w:w="70" w:type="dxa"/>
+              <w:right w:w="110" w:type="dxa"/>
+            </w:tcMar>
+            <w:vAlign w:val="center"/>
+          </w:tcPr>
+          <w:p>
+            <w:pPr>
+              <w:jc w:val="center"/>
+            </w:pPr>
+            <m:oMath>
+              <m:r>
+                <m:t xml:space="preserve">=</m:t>
+              </m:r>
+            </m:oMath>
+          </w:p>
+        </w:tc>
+        <w:tc>
+          <w:tcPr>
+            <w:tcW w:w="1345" w:type="dxa"/>
+            <w:tcBorders>
+              <w:top w:val="single" w:sz="4" w:color="000000"/>
+              <w:left w:val="nil" w:sz="4" w:color="000000"/>
+              <w:bottom w:val="single" w:sz="4" w:color="000000"/>
+              <w:right w:val="single" w:sz="4" w:color="000000"/>
+            </w:tcBorders>
+            <w:tcMar>
+              <w:top w:w="70" w:type="dxa"/>
+              <w:left w:w="110" w:type="dxa"/>
+              <w:bottom w:w="70" w:type="dxa"/>
+              <w:right w:w="110" w:type="dxa"/>
+            </w:tcMar>
+            <w:vAlign w:val="center"/>
+          </w:tcPr>
+          <w:p>
+            <w:pPr>
+              <w:jc w:val="left"/>
+            </w:pPr>
+            <w:r>
+              <w:rPr>
+                <w:rFonts w:ascii="Calibri" w:hAnsi="Calibri" w:eastAsia="微軟正黑體"/>
+                <w:sz w:val="24"/>
+                <w:szCs w:val="24"/>
+              </w:rPr>
+              <w:t xml:space="preserve"> </w:t>
+            </w:r>
+            <m:oMath>
+              <m:r>
+                <m:t xml:space="preserve">−</m:t>
+              </m:r>
+              <m:r>
+                <m:t xml:space="preserve">1</m:t>
+              </m:r>
+            </m:oMath>
+          </w:p>
+        </w:tc>
+        <w:tc>
+          <w:tcPr>
+            <w:tcW w:w="4081" w:type="dxa"/>
+            <w:tcBorders>
+              <w:top w:val="single" w:sz="4" w:color="000000"/>
+              <w:left w:val="single" w:sz="4" w:color="000000"/>
+              <w:bottom w:val="single" w:sz="4" w:color="000000"/>
+              <w:right w:val="single" w:sz="4" w:color="000000"/>
+            </w:tcBorders>
+            <w:tcMar>
+              <w:top w:w="70" w:type="dxa"/>
+              <w:left w:w="110" w:type="dxa"/>
+              <w:bottom w:w="70" w:type="dxa"/>
+              <w:right w:w="110" w:type="dxa"/>
+            </w:tcMar>
+            <w:vAlign w:val="center"/>
+          </w:tcPr>
+          <w:p>
+            <w:pPr>
+              <w:jc w:val="left"/>
+            </w:pPr>
+            <w:r>
+              <w:rPr>
+                <w:rFonts w:ascii="Calibri" w:hAnsi="Calibri" w:eastAsia="微軟正黑體"/>
+                <w:sz w:val="24"/>
+                <w:szCs w:val="24"/>
+              </w:rPr>
+              <w:t xml:space="preserve">各自解出來</w:t>
+            </w:r>
+          </w:p>
+        </w:tc>
+      </w:tr>
+      <w:tr>
+        <w:trPr>
+          <w:cantSplit/>
+        </w:trPr>
+        <w:tc>
+          <w:tcPr>
+            <w:tcW w:w="7257" w:type="dxa"/>
+            <w:gridSpan w:val="7"/>
+            <w:tcBorders>
+              <w:top w:val="single" w:sz="4" w:color="000000"/>
+              <w:left w:val="single" w:sz="4" w:color="000000"/>
+              <w:bottom w:val="single" w:sz="4" w:color="000000"/>
+              <w:right w:val="single" w:sz="4" w:color="000000"/>
+            </w:tcBorders>
+            <w:tcMar>
+              <w:top w:w="70" w:type="dxa"/>
+              <w:left w:w="110" w:type="dxa"/>
+              <w:bottom w:w="70" w:type="dxa"/>
+              <w:right w:w="110" w:type="dxa"/>
+            </w:tcMar>
+            <w:vAlign w:val="center"/>
+          </w:tcPr>
+          <w:p>
+            <w:pPr>
+              <w:jc w:val="left"/>
+            </w:pPr>
+            <w:r>
+              <w:rPr>
+                <w:rFonts w:ascii="Calibri" w:hAnsi="Calibri" w:eastAsia="微軟正黑體"/>
+                <w:b/>
+                <w:bCs/>
+                <w:sz w:val="24"/>
+                <w:szCs w:val="24"/>
+              </w:rPr>
+              <w:t xml:space="preserve">∴ </w:t>
+            </w:r>
+            <m:oMath>
+              <m:sSub>
+                <m:e>
+                  <m:r>
+                    <m:t xml:space="preserve">x</m:t>
+                  </m:r>
+                </m:e>
+                <m:sub>
+                  <m:r>
+                    <m:t xml:space="preserve">1</m:t>
+                  </m:r>
+                </m:sub>
+              </m:sSub>
+              <m:r>
+                <m:t xml:space="preserve">=</m:t>
+              </m:r>
+              <m:r>
+                <m:t xml:space="preserve">3</m:t>
+              </m:r>
+            </m:oMath>
+            <w:r>
+              <w:rPr>
+                <w:rFonts w:ascii="Calibri" w:hAnsi="Calibri" w:eastAsia="微軟正黑體"/>
+                <w:b/>
+                <w:bCs/>
+                <w:sz w:val="24"/>
+                <w:szCs w:val="24"/>
+              </w:rPr>
+              <w:t xml:space="preserve"> 或 </w:t>
+            </w:r>
+            <m:oMath>
+              <m:sSub>
+                <m:e>
+                  <m:r>
+                    <m:t xml:space="preserve">x</m:t>
+                  </m:r>
+                </m:e>
+                <m:sub>
+                  <m:r>
+                    <m:t xml:space="preserve">2</m:t>
+                  </m:r>
+                </m:sub>
+              </m:sSub>
+              <m:r>
+                <m:t xml:space="preserve">=−</m:t>
+              </m:r>
+              <m:r>
+                <m:t xml:space="preserve">1</m:t>
+              </m:r>
+            </m:oMath>
+          </w:p>
+        </w:tc>
+        <w:tc>
+          <w:tcPr>
+            <w:tcW w:w="4081" w:type="dxa"/>
+            <w:tcBorders>
+              <w:top w:val="single" w:sz="4" w:color="000000"/>
+              <w:left w:val="single" w:sz="4" w:color="000000"/>
+              <w:bottom w:val="single" w:sz="4" w:color="000000"/>
+              <w:right w:val="single" w:sz="4" w:color="000000"/>
+            </w:tcBorders>
+            <w:tcMar>
+              <w:top w:w="70" w:type="dxa"/>
+              <w:left w:w="110" w:type="dxa"/>
+              <w:bottom w:w="70" w:type="dxa"/>
+              <w:right w:w="110" w:type="dxa"/>
+            </w:tcMar>
+            <w:vAlign w:val="center"/>
+          </w:tcPr>
+          <w:p>
+            <w:pPr>
+              <w:jc w:val="left"/>
+            </w:pPr>
+            <w:r>
+              <w:rPr>
+                <w:rFonts w:ascii="Calibri" w:hAnsi="Calibri" w:eastAsia="微軟正黑體"/>
+                <w:sz w:val="24"/>
+                <w:szCs w:val="24"/>
+              </w:rPr>
+              <w:t xml:space="preserve">這是兩個交點的橫坐標，還不是不等式的解集；畫圖時由小到大排成 −1、3</w:t>
+            </w:r>
+          </w:p>
+        </w:tc>
+      </w:tr>
+    </w:tbl>
+    <w:p>
+      <w:pPr>
+        <w:spacing w:line="360" w:lineRule="auto"/>
+      </w:pPr>
+    </w:p>
+    <w:p>
+      <w:pPr>
+        <w:keepNext/>
+        <w:spacing w:line="360" w:lineRule="auto" w:after="80"/>
+        <w:jc w:val="left"/>
+      </w:pPr>
+      <w:r>
+        <w:rPr>
+          <w:rFonts w:ascii="Calibri" w:hAnsi="Calibri" w:eastAsia="微軟正黑體"/>
+          <w:sz w:val="24"/>
+          <w:szCs w:val="24"/>
+        </w:rPr>
+        <w:t xml:space="preserve">第二步（讀圖）：把兩個根畫上草圖，答案就在圖上。</w:t>
+      </w:r>
+    </w:p>
+    <w:tbl>
+      <w:tblPr>
+        <w:tblW w:w="11338" w:type="dxa"/>
+        <w:tblBorders>
+          <w:top w:val="single" w:sz="4" w:space="0" w:color="000000"/>
+          <w:left w:val="single" w:sz="4" w:space="0" w:color="000000"/>
+          <w:bottom w:val="single" w:sz="4" w:space="0" w:color="000000"/>
+          <w:right w:val="single" w:sz="4" w:space="0" w:color="000000"/>
+          <w:insideH w:val="single" w:sz="4" w:space="0" w:color="000000"/>
+          <w:insideV w:val="single" w:sz="4" w:space="0" w:color="000000"/>
+        </w:tblBorders>
+        <w:tblLayout w:type="fixed"/>
+      </w:tblPr>
+      <w:tblGrid>
+        <w:gridCol w:w="5669"/>
+        <w:gridCol w:w="5669"/>
+      </w:tblGrid>
+      <w:tr>
+        <w:trPr>
+          <w:cantSplit/>
+          <w:tblHeader/>
+        </w:trPr>
+        <w:tc>
+          <w:tcPr>
+            <w:tcW w:w="5669" w:type="dxa"/>
+            <w:shd w:val="clear" w:color="auto" w:fill="F0F0F0"/>
+            <w:tcMar>
+              <w:top w:w="70" w:type="dxa"/>
+              <w:left w:w="110" w:type="dxa"/>
+              <w:bottom w:w="70" w:type="dxa"/>
+              <w:right w:w="110" w:type="dxa"/>
+            </w:tcMar>
+            <w:vAlign w:val="top"/>
+          </w:tcPr>
+          <w:p>
+            <w:pPr>
+              <w:spacing w:line="360" w:lineRule="auto" w:after="80"/>
+              <w:jc w:val="left"/>
+            </w:pPr>
+            <w:r>
+              <w:rPr>
+                <w:rFonts w:ascii="Calibri" w:hAnsi="Calibri" w:eastAsia="微軟正黑體"/>
+                <w:b/>
+                <w:bCs/>
+                <w:sz w:val="22"/>
+                <w:szCs w:val="22"/>
+              </w:rPr>
+              <w:t xml:space="preserve">草圖上看到什麼</w:t>
+            </w:r>
+          </w:p>
+        </w:tc>
+        <w:tc>
+          <w:tcPr>
+            <w:tcW w:w="5669" w:type="dxa"/>
+            <w:shd w:val="clear" w:color="auto" w:fill="F0F0F0"/>
+            <w:tcMar>
+              <w:top w:w="70" w:type="dxa"/>
+              <w:left w:w="110" w:type="dxa"/>
+              <w:bottom w:w="70" w:type="dxa"/>
+              <w:right w:w="110" w:type="dxa"/>
+            </w:tcMar>
+            <w:vAlign w:val="top"/>
+          </w:tcPr>
+          <w:p>
+            <w:pPr>
+              <w:spacing w:line="360" w:lineRule="auto" w:after="80"/>
+              <w:jc w:val="left"/>
+            </w:pPr>
+            <w:r>
+              <w:rPr>
+                <w:rFonts w:ascii="Calibri" w:hAnsi="Calibri" w:eastAsia="微軟正黑體"/>
+                <w:b/>
+                <w:bCs/>
+                <w:sz w:val="22"/>
+                <w:szCs w:val="22"/>
+              </w:rPr>
+              <w:t xml:space="preserve">就讀成／寫成什麼</w:t>
+            </w:r>
+          </w:p>
+        </w:tc>
+      </w:tr>
+      <w:tr>
+        <w:trPr>
+          <w:cantSplit/>
+        </w:trPr>
+        <w:tc>
+          <w:tcPr>
+            <w:tcW w:w="5669" w:type="dxa"/>
+            <w:tcMar>
+              <w:top w:w="70" w:type="dxa"/>
+              <w:left w:w="110" w:type="dxa"/>
+              <w:bottom w:w="70" w:type="dxa"/>
+              <w:right w:w="110" w:type="dxa"/>
+            </w:tcMar>
+            <w:vAlign w:val="center"/>
+          </w:tcPr>
+          <w:p>
+            <w:pPr>
+              <w:jc w:val="center"/>
+            </w:pPr>
+            <w:r>
+              <w:drawing>
+                <wp:inline xmlns:wp="http://schemas.openxmlformats.org/drawingml/2006/wordprocessingDrawing" distT="0" distB="0" distL="0" distR="0">
+                  <wp:extent cx="2664000" cy="1403040"/>
+                  <wp:docPr id="3" name="Picture 3"/>
+                  <a:graphic xmlns:a="http://schemas.openxmlformats.org/drawingml/2006/main">
+                    <a:graphicData uri="http://schemas.openxmlformats.org/drawingml/2006/picture">
+                      <pic:pic xmlns:pic="http://schemas.openxmlformats.org/drawingml/2006/picture">
+                        <pic:nvPicPr>
+                          <pic:cNvPr id="3" name="Picture 3"/>
+                          <pic:cNvPicPr/>
+                        </pic:nvPicPr>
+                        <pic:blipFill>
+                          <a:blip r:embed="rIdImg3"/>
+                          <a:stretch>
+                            <a:fillRect/>
+                          </a:stretch>
+                        </pic:blipFill>
+                        <pic:spPr>
+                          <a:xfrm>
+                            <a:off x="0" y="0"/>
+                            <a:ext cx="2664000" cy="1403040"/>
+                          </a:xfrm>
+                          <a:prstGeom prst="rect">
+                            <a:avLst/>
+                          </a:prstGeom>
+                        </pic:spPr>
+                      </pic:pic>
+                    </a:graphicData>
+                  </a:graphic>
+                </wp:inline>
+              </w:drawing>
+            </w:r>
+          </w:p>
+        </w:tc>
+        <w:tc>
+          <w:tcPr>
+            <w:tcW w:w="5669" w:type="dxa"/>
+            <w:tcMar>
+              <w:top w:w="70" w:type="dxa"/>
+              <w:left w:w="110" w:type="dxa"/>
+              <w:bottom w:w="70" w:type="dxa"/>
+              <w:right w:w="110" w:type="dxa"/>
+            </w:tcMar>
+            <w:vAlign w:val="center"/>
+          </w:tcPr>
+          <w:p>
+            <w:pPr>
+              <w:spacing w:line="360" w:lineRule="auto" w:after="80"/>
+              <w:jc w:val="left"/>
+            </w:pPr>
+            <w:r>
+              <w:rPr>
+                <w:rFonts w:ascii="Calibri" w:hAnsi="Calibri" w:eastAsia="微軟正黑體"/>
+                <w:b/>
+                <w:bCs/>
+                <w:sz w:val="24"/>
+                <w:szCs w:val="24"/>
+              </w:rPr>
+              <w:t xml:space="preserve">① 畫草圖</w:t>
+            </w:r>
+          </w:p>
+          <w:p>
+            <w:pPr>
+              <w:spacing w:line="360" w:lineRule="auto" w:after="80"/>
+              <w:jc w:val="left"/>
+            </w:pPr>
+            <m:oMath>
+              <m:r>
+                <m:t xml:space="preserve">a</m:t>
+              </m:r>
+              <m:r>
+                <m:t xml:space="preserve">=</m:t>
+              </m:r>
+              <m:r>
+                <m:t xml:space="preserve">1</m:t>
+              </m:r>
+              <m:r>
+                <m:t xml:space="preserve">&gt;</m:t>
+              </m:r>
+              <m:r>
+                <m:t xml:space="preserve">0</m:t>
+              </m:r>
+            </m:oMath>
+            <w:r>
+              <w:rPr>
+                <w:rFonts w:ascii="Calibri" w:hAnsi="Calibri" w:eastAsia="微軟正黑體"/>
+                <w:sz w:val="24"/>
+                <w:szCs w:val="24"/>
+              </w:rPr>
+              <w:t xml:space="preserve"> → 開口向上</w:t>
+            </w:r>
+          </w:p>
+          <w:p>
+            <w:pPr>
+              <w:spacing w:line="360" w:lineRule="auto" w:after="80"/>
+              <w:jc w:val="left"/>
+            </w:pPr>
+            <w:r>
+              <w:rPr>
+                <w:rFonts w:ascii="Calibri" w:hAnsi="Calibri" w:eastAsia="微軟正黑體"/>
+                <w:sz w:val="24"/>
+                <w:szCs w:val="24"/>
+              </w:rPr>
+              <w:t xml:space="preserve">§一 已算出 </w:t>
+            </w:r>
+            <m:oMath>
+              <m:r>
+                <m:t xml:space="preserve">Δ=</m:t>
+              </m:r>
+              <m:r>
+                <m:t xml:space="preserve">16</m:t>
+              </m:r>
+              <m:r>
+                <m:t xml:space="preserve">&gt;</m:t>
+              </m:r>
+              <m:r>
+                <m:t xml:space="preserve">0</m:t>
+              </m:r>
+            </m:oMath>
+            <w:r>
+              <w:rPr>
+                <w:rFonts w:ascii="Calibri" w:hAnsi="Calibri" w:eastAsia="微軟正黑體"/>
+                <w:sz w:val="24"/>
+                <w:szCs w:val="24"/>
+              </w:rPr>
+              <w:t xml:space="preserve"> → 與 x 軸有兩個交點</w:t>
+            </w:r>
+          </w:p>
+          <w:p>
+            <w:pPr>
+              <w:spacing w:line="360" w:lineRule="auto" w:after="80"/>
+              <w:jc w:val="left"/>
+            </w:pPr>
+            <w:r>
+              <w:rPr>
+                <w:rFonts w:ascii="Calibri" w:hAnsi="Calibri" w:eastAsia="微軟正黑體"/>
+                <w:sz w:val="24"/>
+                <w:szCs w:val="24"/>
+              </w:rPr>
+              <w:t xml:space="preserve">草圖只需要三件事：開口方向、與 x 軸交幾個點、根在哪裡</w:t>
+            </w:r>
+          </w:p>
+        </w:tc>
+      </w:tr>
+      <w:tr>
+        <w:trPr>
+          <w:cantSplit/>
+        </w:trPr>
+        <w:tc>
+          <w:tcPr>
+            <w:tcW w:w="5669" w:type="dxa"/>
+            <w:tcMar>
+              <w:top w:w="70" w:type="dxa"/>
+              <w:left w:w="110" w:type="dxa"/>
+              <w:bottom w:w="70" w:type="dxa"/>
+              <w:right w:w="110" w:type="dxa"/>
+            </w:tcMar>
+            <w:vAlign w:val="center"/>
+          </w:tcPr>
+          <w:p>
+            <w:pPr>
+              <w:jc w:val="center"/>
+            </w:pPr>
+            <w:r>
+              <w:drawing>
+                <wp:inline xmlns:wp="http://schemas.openxmlformats.org/drawingml/2006/wordprocessingDrawing" distT="0" distB="0" distL="0" distR="0">
+                  <wp:extent cx="2664000" cy="1403040"/>
+                  <wp:docPr id="4" name="Picture 4"/>
+                  <a:graphic xmlns:a="http://schemas.openxmlformats.org/drawingml/2006/main">
+                    <a:graphicData uri="http://schemas.openxmlformats.org/drawingml/2006/picture">
+                      <pic:pic xmlns:pic="http://schemas.openxmlformats.org/drawingml/2006/picture">
+                        <pic:nvPicPr>
+                          <pic:cNvPr id="4" name="Picture 4"/>
+                          <pic:cNvPicPr/>
+                        </pic:nvPicPr>
+                        <pic:blipFill>
+                          <a:blip r:embed="rIdImg4"/>
+                          <a:stretch>
+                            <a:fillRect/>
+                          </a:stretch>
+                        </pic:blipFill>
+                        <pic:spPr>
+                          <a:xfrm>
+                            <a:off x="0" y="0"/>
+                            <a:ext cx="2664000" cy="1403040"/>
+                          </a:xfrm>
+                          <a:prstGeom prst="rect">
+                            <a:avLst/>
+                          </a:prstGeom>
+                        </pic:spPr>
+                      </pic:pic>
+                    </a:graphicData>
+                  </a:graphic>
+                </wp:inline>
+              </w:drawing>
+            </w:r>
+          </w:p>
+        </w:tc>
+        <w:tc>
+          <w:tcPr>
+            <w:tcW w:w="5669" w:type="dxa"/>
+            <w:tcMar>
+              <w:top w:w="70" w:type="dxa"/>
+              <w:left w:w="110" w:type="dxa"/>
+              <w:bottom w:w="70" w:type="dxa"/>
+              <w:right w:w="110" w:type="dxa"/>
+            </w:tcMar>
+            <w:vAlign w:val="center"/>
+          </w:tcPr>
+          <w:p>
+            <w:pPr>
+              <w:spacing w:line="360" w:lineRule="auto" w:after="80"/>
+              <w:jc w:val="left"/>
+            </w:pPr>
+            <w:r>
+              <w:rPr>
+                <w:rFonts w:ascii="Calibri" w:hAnsi="Calibri" w:eastAsia="微軟正黑體"/>
+                <w:b/>
+                <w:bCs/>
+                <w:sz w:val="24"/>
+                <w:szCs w:val="24"/>
+              </w:rPr>
+              <w:t xml:space="preserve">② 標兩交點</w:t>
+            </w:r>
+          </w:p>
+          <w:p>
+            <w:pPr>
+              <w:spacing w:line="360" w:lineRule="auto" w:after="80"/>
+              <w:jc w:val="left"/>
+            </w:pPr>
+            <w:r>
+              <w:rPr>
+                <w:rFonts w:ascii="Calibri" w:hAnsi="Calibri" w:eastAsia="微軟正黑體"/>
+                <w:sz w:val="24"/>
+                <w:szCs w:val="24"/>
+              </w:rPr>
+              <w:t xml:space="preserve">把第一步求得的根由小到大標上：</w:t>
+            </w:r>
+          </w:p>
+          <w:p>
+            <w:pPr>
+              <w:spacing w:line="360" w:lineRule="auto" w:after="80"/>
+              <w:jc w:val="left"/>
+            </w:pPr>
+            <w:r>
+              <w:rPr>
+                <w:rFonts w:ascii="Calibri" w:hAnsi="Calibri" w:eastAsia="微軟正黑體"/>
+                <w:sz w:val="24"/>
+                <w:szCs w:val="24"/>
+              </w:rPr>
+              <w:t xml:space="preserve">　左邊 x ＝ −1，右邊 x ＝ 3</w:t>
+            </w:r>
+          </w:p>
+        </w:tc>
+      </w:tr>
+      <w:tr>
+        <w:trPr>
+          <w:cantSplit/>
+        </w:trPr>
+        <w:tc>
+          <w:tcPr>
+            <w:tcW w:w="5669" w:type="dxa"/>
+            <w:tcMar>
+              <w:top w:w="70" w:type="dxa"/>
+              <w:left w:w="110" w:type="dxa"/>
+              <w:bottom w:w="70" w:type="dxa"/>
+              <w:right w:w="110" w:type="dxa"/>
+            </w:tcMar>
+            <w:vAlign w:val="center"/>
+          </w:tcPr>
+          <w:p>
+            <w:pPr>
+              <w:jc w:val="center"/>
+            </w:pPr>
+            <w:r>
+              <w:drawing>
+                <wp:inline xmlns:wp="http://schemas.openxmlformats.org/drawingml/2006/wordprocessingDrawing" distT="0" distB="0" distL="0" distR="0">
+                  <wp:extent cx="2664000" cy="1403040"/>
+                  <wp:docPr id="5" name="Picture 5"/>
+                  <a:graphic xmlns:a="http://schemas.openxmlformats.org/drawingml/2006/main">
+                    <a:graphicData uri="http://schemas.openxmlformats.org/drawingml/2006/picture">
+                      <pic:pic xmlns:pic="http://schemas.openxmlformats.org/drawingml/2006/picture">
+                        <pic:nvPicPr>
+                          <pic:cNvPr id="5" name="Picture 5"/>
+                          <pic:cNvPicPr/>
+                        </pic:nvPicPr>
+                        <pic:blipFill>
+                          <a:blip r:embed="rIdImg5"/>
+                          <a:stretch>
+                            <a:fillRect/>
+                          </a:stretch>
+                        </pic:blipFill>
+                        <pic:spPr>
+                          <a:xfrm>
+                            <a:off x="0" y="0"/>
+                            <a:ext cx="2664000" cy="1403040"/>
+                          </a:xfrm>
+                          <a:prstGeom prst="rect">
+                            <a:avLst/>
+                          </a:prstGeom>
+                        </pic:spPr>
+                      </pic:pic>
+                    </a:graphicData>
+                  </a:graphic>
+                </wp:inline>
+              </w:drawing>
+            </w:r>
+          </w:p>
+        </w:tc>
+        <w:tc>
+          <w:tcPr>
+            <w:tcW w:w="5669" w:type="dxa"/>
+            <w:tcMar>
+              <w:top w:w="70" w:type="dxa"/>
+              <w:left w:w="110" w:type="dxa"/>
+              <w:bottom w:w="70" w:type="dxa"/>
+              <w:right w:w="110" w:type="dxa"/>
+            </w:tcMar>
+            <w:vAlign w:val="center"/>
+          </w:tcPr>
+          <w:p>
+            <w:pPr>
+              <w:spacing w:line="360" w:lineRule="auto" w:after="80"/>
+              <w:jc w:val="left"/>
+            </w:pPr>
+            <w:r>
+              <w:rPr>
+                <w:rFonts w:ascii="Calibri" w:hAnsi="Calibri" w:eastAsia="微軟正黑體"/>
+                <w:b/>
+                <w:bCs/>
+                <w:sz w:val="24"/>
+                <w:szCs w:val="24"/>
+              </w:rPr>
+              <w:t xml:space="preserve">③ 看開口</w:t>
+            </w:r>
+          </w:p>
+          <w:p>
+            <w:pPr>
+              <w:spacing w:line="360" w:lineRule="auto" w:after="80"/>
+              <w:jc w:val="left"/>
+            </w:pPr>
+            <w:r>
+              <w:rPr>
+                <w:rFonts w:ascii="Calibri" w:hAnsi="Calibri" w:eastAsia="微軟正黑體"/>
+                <w:sz w:val="24"/>
+                <w:szCs w:val="24"/>
+              </w:rPr>
+              <w:t xml:space="preserve">開口向上 → 兩根之外的部分在 x 軸上方，那裡 </w:t>
+            </w:r>
+            <m:oMath>
+              <m:r>
+                <m:t xml:space="preserve">y</m:t>
+              </m:r>
+              <m:r>
+                <m:t xml:space="preserve">&gt;</m:t>
+              </m:r>
+              <m:r>
+                <m:t xml:space="preserve">0</m:t>
+              </m:r>
+            </m:oMath>
+          </w:p>
+          <w:p>
+            <w:pPr>
+              <w:spacing w:line="360" w:lineRule="auto" w:after="80"/>
+              <w:jc w:val="left"/>
+            </w:pPr>
+            <w:r>
+              <w:rPr>
+                <w:rFonts w:ascii="Calibri" w:hAnsi="Calibri" w:eastAsia="微軟正黑體"/>
+                <w:sz w:val="24"/>
+                <w:szCs w:val="24"/>
+              </w:rPr>
+              <w:t xml:space="preserve">兩根之間的部分在 x 軸下方，那裡 </w:t>
+            </w:r>
+            <m:oMath>
+              <m:r>
+                <m:t xml:space="preserve">y</m:t>
+              </m:r>
+              <m:r>
+                <m:t xml:space="preserve">&lt;</m:t>
+              </m:r>
+              <m:r>
+                <m:t xml:space="preserve">0</m:t>
+              </m:r>
+            </m:oMath>
+          </w:p>
+        </w:tc>
+      </w:tr>
+      <w:tr>
+        <w:trPr>
+          <w:cantSplit/>
+        </w:trPr>
+        <w:tc>
+          <w:tcPr>
+            <w:tcW w:w="5669" w:type="dxa"/>
+            <w:tcMar>
+              <w:top w:w="70" w:type="dxa"/>
+              <w:left w:w="110" w:type="dxa"/>
+              <w:bottom w:w="70" w:type="dxa"/>
+              <w:right w:w="110" w:type="dxa"/>
+            </w:tcMar>
+            <w:vAlign w:val="center"/>
+          </w:tcPr>
+          <w:p>
+            <w:pPr>
+              <w:jc w:val="center"/>
+            </w:pPr>
+            <w:r>
+              <w:drawing>
+                <wp:inline xmlns:wp="http://schemas.openxmlformats.org/drawingml/2006/wordprocessingDrawing" distT="0" distB="0" distL="0" distR="0">
+                  <wp:extent cx="2664000" cy="1403040"/>
+                  <wp:docPr id="6" name="Picture 6"/>
+                  <a:graphic xmlns:a="http://schemas.openxmlformats.org/drawingml/2006/main">
+                    <a:graphicData uri="http://schemas.openxmlformats.org/drawingml/2006/picture">
+                      <pic:pic xmlns:pic="http://schemas.openxmlformats.org/drawingml/2006/picture">
+                        <pic:nvPicPr>
+                          <pic:cNvPr id="6" name="Picture 6"/>
+                          <pic:cNvPicPr/>
+                        </pic:nvPicPr>
+                        <pic:blipFill>
+                          <a:blip r:embed="rIdImg6"/>
+                          <a:stretch>
+                            <a:fillRect/>
+                          </a:stretch>
+                        </pic:blipFill>
+                        <pic:spPr>
+                          <a:xfrm>
+                            <a:off x="0" y="0"/>
+                            <a:ext cx="2664000" cy="1403040"/>
+                          </a:xfrm>
+                          <a:prstGeom prst="rect">
+                            <a:avLst/>
+                          </a:prstGeom>
+                        </pic:spPr>
+                      </pic:pic>
+                    </a:graphicData>
+                  </a:graphic>
+                </wp:inline>
+              </w:drawing>
+            </w:r>
+          </w:p>
+        </w:tc>
+        <w:tc>
+          <w:tcPr>
+            <w:tcW w:w="5669" w:type="dxa"/>
+            <w:tcMar>
+              <w:top w:w="70" w:type="dxa"/>
+              <w:left w:w="110" w:type="dxa"/>
+              <w:bottom w:w="70" w:type="dxa"/>
+              <w:right w:w="110" w:type="dxa"/>
+            </w:tcMar>
+            <w:vAlign w:val="center"/>
+          </w:tcPr>
+          <w:p>
+            <w:pPr>
+              <w:spacing w:line="360" w:lineRule="auto" w:after="80"/>
+              <w:jc w:val="left"/>
+            </w:pPr>
+            <w:r>
+              <w:rPr>
+                <w:rFonts w:ascii="Calibri" w:hAnsi="Calibri" w:eastAsia="微軟正黑體"/>
+                <w:b/>
+                <w:bCs/>
+                <w:sz w:val="24"/>
+                <w:szCs w:val="24"/>
+              </w:rPr>
+              <w:t xml:space="preserve">④ 讀區間</w:t>
+            </w:r>
+          </w:p>
+          <w:p>
+            <w:pPr>
+              <w:spacing w:line="360" w:lineRule="auto" w:after="80"/>
+              <w:jc w:val="left"/>
+            </w:pPr>
+            <w:r>
+              <w:rPr>
+                <w:rFonts w:ascii="Calibri" w:hAnsi="Calibri" w:eastAsia="微軟正黑體"/>
+                <w:sz w:val="24"/>
+                <w:szCs w:val="24"/>
+              </w:rPr>
+              <w:t xml:space="preserve">要 </w:t>
+            </w:r>
+            <m:oMath>
+              <m:sSup>
+                <m:e>
+                  <m:r>
+                    <m:t xml:space="preserve">x</m:t>
+                  </m:r>
+                </m:e>
+                <m:sup>
+                  <m:r>
+                    <m:t xml:space="preserve">2</m:t>
+                  </m:r>
+                </m:sup>
+              </m:sSup>
+              <m:r>
+                <m:t xml:space="preserve">−</m:t>
+              </m:r>
+              <m:r>
+                <m:t xml:space="preserve">2</m:t>
+              </m:r>
+              <m:r>
+                <m:t xml:space="preserve">x</m:t>
+              </m:r>
+              <m:r>
+                <m:t xml:space="preserve">−</m:t>
+              </m:r>
+              <m:r>
+                <m:t xml:space="preserve">3</m:t>
+              </m:r>
+              <m:r>
+                <m:t xml:space="preserve">&gt;</m:t>
+              </m:r>
+              <m:r>
+                <m:t xml:space="preserve">0</m:t>
+              </m:r>
+            </m:oMath>
+            <w:r>
+              <w:rPr>
+                <w:rFonts w:ascii="Calibri" w:hAnsi="Calibri" w:eastAsia="微軟正黑體"/>
+                <w:sz w:val="24"/>
+                <w:szCs w:val="24"/>
+              </w:rPr>
+              <w:t xml:space="preserve">，即是要 </w:t>
+            </w:r>
+            <m:oMath>
+              <m:r>
+                <m:t xml:space="preserve">y</m:t>
+              </m:r>
+              <m:r>
+                <m:t xml:space="preserve">&gt;</m:t>
+              </m:r>
+              <m:r>
+                <m:t xml:space="preserve">0</m:t>
+              </m:r>
+            </m:oMath>
+            <w:r>
+              <w:rPr>
+                <w:rFonts w:ascii="Calibri" w:hAnsi="Calibri" w:eastAsia="微軟正黑體"/>
+                <w:sz w:val="24"/>
+                <w:szCs w:val="24"/>
+              </w:rPr>
+              <w:t xml:space="preserve"> → 讀 x 軸上方那兩段</w:t>
+            </w:r>
+          </w:p>
+          <w:p>
+            <w:pPr>
+              <w:spacing w:line="360" w:lineRule="auto" w:after="80"/>
+              <w:jc w:val="left"/>
+            </w:pPr>
+            <w:r>
+              <w:rPr>
+                <w:rFonts w:ascii="Calibri" w:hAnsi="Calibri" w:eastAsia="微軟正黑體"/>
+                <w:sz w:val="24"/>
+                <w:szCs w:val="24"/>
+              </w:rPr>
+              <w:t xml:space="preserve">端點 −1 和 3 令 y ＝ 0，不合 ＞ 0，所以畫空心圈、不包括</w:t>
+            </w:r>
+          </w:p>
+          <w:p>
+            <w:pPr>
+              <w:spacing w:line="360" w:lineRule="auto" w:after="80"/>
+              <w:jc w:val="left"/>
+            </w:pPr>
+            <w:r>
+              <w:rPr>
+                <w:rFonts w:ascii="Calibri" w:hAnsi="Calibri" w:eastAsia="微軟正黑體"/>
+                <w:b/>
+                <w:bCs/>
+                <w:sz w:val="24"/>
+                <w:szCs w:val="24"/>
+              </w:rPr>
+              <w:t xml:space="preserve">∴ 解集：</w:t>
+            </w:r>
+            <m:oMath>
+              <m:r>
+                <m:t xml:space="preserve">x</m:t>
+              </m:r>
+              <m:r>
+                <m:t xml:space="preserve">&lt;−</m:t>
+              </m:r>
+              <m:r>
+                <m:t xml:space="preserve">1</m:t>
+              </m:r>
+            </m:oMath>
+            <w:r>
+              <w:rPr>
+                <w:rFonts w:ascii="Calibri" w:hAnsi="Calibri" w:eastAsia="微軟正黑體"/>
+                <w:b/>
+                <w:bCs/>
+                <w:sz w:val="24"/>
+                <w:szCs w:val="24"/>
+              </w:rPr>
+              <w:t xml:space="preserve"> 或 </w:t>
+            </w:r>
+            <m:oMath>
+              <m:r>
+                <m:t xml:space="preserve">x</m:t>
+              </m:r>
+              <m:r>
+                <m:t xml:space="preserve">&gt;</m:t>
+              </m:r>
+              <m:r>
+                <m:t xml:space="preserve">3</m:t>
+              </m:r>
+            </m:oMath>
+          </w:p>
+        </w:tc>
+      </w:tr>
+    </w:tbl>
+    <w:p>
+      <w:pPr>
+        <w:spacing w:line="360" w:lineRule="auto"/>
+      </w:pPr>
+    </w:p>
+    <w:p>
+      <w:pPr>
+        <w:pageBreakBefore/>
+        <w:keepNext/>
+        <w:spacing w:line="360" w:lineRule="auto" w:after="80"/>
+        <w:shd w:val="clear" w:color="auto" w:fill="F0F0F0"/>
+        <w:pBdr>
+          <w:left w:val="single" w:sz="18" w:space="8" w:color="555555"/>
+        </w:pBdr>
+        <w:jc w:val="left"/>
+      </w:pPr>
+      <w:r>
+        <w:rPr>
+          <w:rFonts w:ascii="Calibri" w:hAnsi="Calibri" w:eastAsia="微軟正黑體"/>
+          <w:sz w:val="24"/>
+          <w:szCs w:val="24"/>
+        </w:rPr>
+        <w:t xml:space="preserve">範例二：同一條拋物線，解 </w:t>
+      </w:r>
+      <m:oMath>
+        <m:sSup>
+          <m:e>
+            <m:r>
+              <m:t xml:space="preserve">x</m:t>
+            </m:r>
+          </m:e>
+          <m:sup>
+            <m:r>
+              <m:t xml:space="preserve">2</m:t>
+            </m:r>
+          </m:sup>
+        </m:sSup>
+        <m:r>
+          <m:t xml:space="preserve">−</m:t>
+        </m:r>
+        <m:r>
+          <m:t xml:space="preserve">2</m:t>
+        </m:r>
+        <m:r>
+          <m:t xml:space="preserve">x</m:t>
+        </m:r>
+        <m:r>
+          <m:t xml:space="preserve">−</m:t>
+        </m:r>
+        <m:r>
+          <m:t xml:space="preserve">3</m:t>
+        </m:r>
+        <m:r>
+          <m:t xml:space="preserve">&lt;</m:t>
+        </m:r>
+        <m:r>
+          <m:t xml:space="preserve">0</m:t>
+        </m:r>
+      </m:oMath>
+    </w:p>
+    <w:p>
+      <w:pPr>
+        <w:keepNext/>
+        <w:spacing w:line="360" w:lineRule="auto" w:after="80"/>
+        <w:jc w:val="left"/>
+      </w:pPr>
+      <w:r>
+        <w:rPr>
+          <w:rFonts w:ascii="Calibri" w:hAnsi="Calibri" w:eastAsia="微軟正黑體"/>
+          <w:sz w:val="24"/>
+          <w:szCs w:val="24"/>
+        </w:rPr>
+        <w:t xml:space="preserve">前三步（畫草圖、標兩交點、看開口）與範例一完全一樣，只有第 ④ 步不同。</w:t>
+      </w:r>
+    </w:p>
+    <w:tbl>
+      <w:tblPr>
+        <w:tblW w:w="11338" w:type="dxa"/>
+        <w:tblBorders>
+          <w:top w:val="single" w:sz="4" w:space="0" w:color="000000"/>
+          <w:left w:val="single" w:sz="4" w:space="0" w:color="000000"/>
+          <w:bottom w:val="single" w:sz="4" w:space="0" w:color="000000"/>
+          <w:right w:val="single" w:sz="4" w:space="0" w:color="000000"/>
+          <w:insideH w:val="single" w:sz="4" w:space="0" w:color="000000"/>
+          <w:insideV w:val="single" w:sz="4" w:space="0" w:color="000000"/>
+        </w:tblBorders>
+        <w:tblLayout w:type="fixed"/>
+      </w:tblPr>
+      <w:tblGrid>
+        <w:gridCol w:w="5669"/>
+        <w:gridCol w:w="5669"/>
+      </w:tblGrid>
+      <w:tr>
+        <w:trPr>
+          <w:cantSplit/>
+          <w:tblHeader/>
+        </w:trPr>
+        <w:tc>
+          <w:tcPr>
+            <w:tcW w:w="5669" w:type="dxa"/>
+            <w:shd w:val="clear" w:color="auto" w:fill="F0F0F0"/>
+            <w:tcMar>
+              <w:top w:w="70" w:type="dxa"/>
+              <w:left w:w="110" w:type="dxa"/>
+              <w:bottom w:w="70" w:type="dxa"/>
+              <w:right w:w="110" w:type="dxa"/>
+            </w:tcMar>
+            <w:vAlign w:val="top"/>
+          </w:tcPr>
+          <w:p>
+            <w:pPr>
+              <w:spacing w:line="360" w:lineRule="auto" w:after="80"/>
+              <w:jc w:val="left"/>
+            </w:pPr>
+            <w:r>
+              <w:rPr>
+                <w:rFonts w:ascii="Calibri" w:hAnsi="Calibri" w:eastAsia="微軟正黑體"/>
+                <w:b/>
+                <w:bCs/>
+                <w:sz w:val="22"/>
+                <w:szCs w:val="22"/>
+              </w:rPr>
+              <w:t xml:space="preserve">草圖上看到什麼</w:t>
+            </w:r>
+          </w:p>
+        </w:tc>
+        <w:tc>
+          <w:tcPr>
+            <w:tcW w:w="5669" w:type="dxa"/>
+            <w:shd w:val="clear" w:color="auto" w:fill="F0F0F0"/>
+            <w:tcMar>
+              <w:top w:w="70" w:type="dxa"/>
+              <w:left w:w="110" w:type="dxa"/>
+              <w:bottom w:w="70" w:type="dxa"/>
+              <w:right w:w="110" w:type="dxa"/>
+            </w:tcMar>
+            <w:vAlign w:val="top"/>
+          </w:tcPr>
+          <w:p>
+            <w:pPr>
+              <w:spacing w:line="360" w:lineRule="auto" w:after="80"/>
+              <w:jc w:val="left"/>
+            </w:pPr>
+            <w:r>
+              <w:rPr>
+                <w:rFonts w:ascii="Calibri" w:hAnsi="Calibri" w:eastAsia="微軟正黑體"/>
+                <w:b/>
+                <w:bCs/>
+                <w:sz w:val="22"/>
+                <w:szCs w:val="22"/>
+              </w:rPr>
+              <w:t xml:space="preserve">就讀成／寫成什麼</w:t>
+            </w:r>
+          </w:p>
+        </w:tc>
+      </w:tr>
+      <w:tr>
+        <w:trPr>
+          <w:cantSplit/>
+        </w:trPr>
+        <w:tc>
+          <w:tcPr>
+            <w:tcW w:w="5669" w:type="dxa"/>
+            <w:tcMar>
+              <w:top w:w="70" w:type="dxa"/>
+              <w:left w:w="110" w:type="dxa"/>
+              <w:bottom w:w="70" w:type="dxa"/>
+              <w:right w:w="110" w:type="dxa"/>
+            </w:tcMar>
+            <w:vAlign w:val="center"/>
+          </w:tcPr>
+          <w:p>
+            <w:pPr>
+              <w:jc w:val="center"/>
+            </w:pPr>
+            <w:r>
+              <w:drawing>
+                <wp:inline xmlns:wp="http://schemas.openxmlformats.org/drawingml/2006/wordprocessingDrawing" distT="0" distB="0" distL="0" distR="0">
+                  <wp:extent cx="2664000" cy="1403040"/>
+                  <wp:docPr id="7" name="Picture 7"/>
+                  <a:graphic xmlns:a="http://schemas.openxmlformats.org/drawingml/2006/main">
+                    <a:graphicData uri="http://schemas.openxmlformats.org/drawingml/2006/picture">
+                      <pic:pic xmlns:pic="http://schemas.openxmlformats.org/drawingml/2006/picture">
+                        <pic:nvPicPr>
+                          <pic:cNvPr id="7" name="Picture 7"/>
+                          <pic:cNvPicPr/>
+                        </pic:nvPicPr>
+                        <pic:blipFill>
+                          <a:blip r:embed="rIdImg7"/>
+                          <a:stretch>
+                            <a:fillRect/>
+                          </a:stretch>
+                        </pic:blipFill>
+                        <pic:spPr>
+                          <a:xfrm>
+                            <a:off x="0" y="0"/>
+                            <a:ext cx="2664000" cy="1403040"/>
+                          </a:xfrm>
+                          <a:prstGeom prst="rect">
+                            <a:avLst/>
+                          </a:prstGeom>
+                        </pic:spPr>
+                      </pic:pic>
+                    </a:graphicData>
+                  </a:graphic>
+                </wp:inline>
+              </w:drawing>
+            </w:r>
+          </w:p>
+        </w:tc>
+        <w:tc>
+          <w:tcPr>
+            <w:tcW w:w="5669" w:type="dxa"/>
+            <w:tcMar>
+              <w:top w:w="70" w:type="dxa"/>
+              <w:left w:w="110" w:type="dxa"/>
+              <w:bottom w:w="70" w:type="dxa"/>
+              <w:right w:w="110" w:type="dxa"/>
+            </w:tcMar>
+            <w:vAlign w:val="center"/>
+          </w:tcPr>
+          <w:p>
+            <w:pPr>
+              <w:spacing w:line="360" w:lineRule="auto" w:after="80"/>
+              <w:jc w:val="left"/>
+            </w:pPr>
+            <w:r>
+              <w:rPr>
+                <w:rFonts w:ascii="Calibri" w:hAnsi="Calibri" w:eastAsia="微軟正黑體"/>
+                <w:b/>
+                <w:bCs/>
+                <w:sz w:val="24"/>
+                <w:szCs w:val="24"/>
+              </w:rPr>
+              <w:t xml:space="preserve">④ 讀區間</w:t>
+            </w:r>
+          </w:p>
+          <w:p>
+            <w:pPr>
+              <w:spacing w:line="360" w:lineRule="auto" w:after="80"/>
+              <w:jc w:val="left"/>
+            </w:pPr>
+            <w:r>
+              <w:rPr>
+                <w:rFonts w:ascii="Calibri" w:hAnsi="Calibri" w:eastAsia="微軟正黑體"/>
+                <w:sz w:val="24"/>
+                <w:szCs w:val="24"/>
+              </w:rPr>
+              <w:t xml:space="preserve">這次要 </w:t>
+            </w:r>
+            <m:oMath>
+              <m:r>
+                <m:t xml:space="preserve">y</m:t>
+              </m:r>
+              <m:r>
+                <m:t xml:space="preserve">&lt;</m:t>
+              </m:r>
+              <m:r>
+                <m:t xml:space="preserve">0</m:t>
+              </m:r>
+            </m:oMath>
+            <w:r>
+              <w:rPr>
+                <w:rFonts w:ascii="Calibri" w:hAnsi="Calibri" w:eastAsia="微軟正黑體"/>
+                <w:sz w:val="24"/>
+                <w:szCs w:val="24"/>
+              </w:rPr>
+              <w:t xml:space="preserve"> → 讀 x 軸下方那一段</w:t>
+            </w:r>
+          </w:p>
+          <w:p>
+            <w:pPr>
+              <w:spacing w:line="360" w:lineRule="auto" w:after="80"/>
+              <w:jc w:val="left"/>
+            </w:pPr>
+            <w:r>
+              <w:rPr>
+                <w:rFonts w:ascii="Calibri" w:hAnsi="Calibri" w:eastAsia="微軟正黑體"/>
+                <w:sz w:val="24"/>
+                <w:szCs w:val="24"/>
+              </w:rPr>
+              <w:t xml:space="preserve">那一段夾在兩個根之間，只有一段，所以不用寫「或」</w:t>
+            </w:r>
+          </w:p>
+          <w:p>
+            <w:pPr>
+              <w:spacing w:line="360" w:lineRule="auto" w:after="80"/>
+              <w:jc w:val="left"/>
+            </w:pPr>
+            <w:r>
+              <w:rPr>
+                <w:rFonts w:ascii="Calibri" w:hAnsi="Calibri" w:eastAsia="微軟正黑體"/>
+                <w:b/>
+                <w:bCs/>
+                <w:sz w:val="24"/>
+                <w:szCs w:val="24"/>
+              </w:rPr>
+              <w:t xml:space="preserve">∴ 解集：</w:t>
+            </w:r>
+            <m:oMath>
+              <m:r>
+                <m:t xml:space="preserve">−</m:t>
+              </m:r>
+              <m:r>
+                <m:t xml:space="preserve">1</m:t>
+              </m:r>
+              <m:r>
+                <m:t xml:space="preserve">&lt;</m:t>
+              </m:r>
+              <m:r>
+                <m:t xml:space="preserve">x</m:t>
+              </m:r>
+              <m:r>
+                <m:t xml:space="preserve">&lt;</m:t>
+              </m:r>
+              <m:r>
+                <m:t xml:space="preserve">3</m:t>
+              </m:r>
+            </m:oMath>
+          </w:p>
+        </w:tc>
+      </w:tr>
+    </w:tbl>
+    <w:p>
+      <w:pPr>
+        <w:spacing w:line="360" w:lineRule="auto"/>
+      </w:pPr>
+    </w:p>
+    <w:p>
+      <w:pPr>
+        <w:keepNext/>
+        <w:spacing w:line="360" w:lineRule="auto" w:after="80"/>
+        <w:jc w:val="left"/>
+      </w:pPr>
+      <w:r>
+        <w:rPr>
+          <w:rFonts w:ascii="Calibri" w:hAnsi="Calibri" w:eastAsia="微軟正黑體"/>
+          <w:b/>
+          <w:bCs/>
+          <w:sz w:val="28"/>
+          <w:szCs w:val="28"/>
+        </w:rPr>
+        <w:t xml:space="preserve">不等號方向與開口的關係</w:t>
+      </w:r>
+    </w:p>
+    <w:p>
+      <w:pPr>
+        <w:spacing w:line="360" w:lineRule="auto" w:after="80"/>
+        <w:shd w:val="clear" w:color="auto" w:fill="F0F0F0"/>
+        <w:pBdr>
+          <w:left w:val="single" w:sz="18" w:space="8" w:color="555555"/>
+        </w:pBdr>
+        <w:jc w:val="left"/>
+      </w:pPr>
+      <w:r>
+        <w:rPr>
+          <w:rFonts w:ascii="Calibri" w:hAnsi="Calibri" w:eastAsia="微軟正黑體"/>
+          <w:sz w:val="24"/>
+          <w:szCs w:val="24"/>
+        </w:rPr>
+        <w:t xml:space="preserve">⚠ 開口一變，答案的形狀就反過來——「取兩邊」與「取中間」對調。所以第 ③ 步「看開口」不能跳過。</w:t>
+      </w:r>
+    </w:p>
+    <w:p>
+      <w:pPr>
+        <w:spacing w:line="360" w:lineRule="auto" w:after="80"/>
+        <w:jc w:val="left"/>
+      </w:pPr>
+      <w:r>
+        <w:rPr>
+          <w:rFonts w:ascii="Calibri" w:hAnsi="Calibri" w:eastAsia="微軟正黑體"/>
+          <w:sz w:val="24"/>
+          <w:szCs w:val="24"/>
+        </w:rPr>
+        <w:t xml:space="preserve">下表的 p、q 是兩個根，而且 p ＜ q（本表只講與 x 軸有兩個交點的情況）。</w:t>
+      </w:r>
+    </w:p>
+    <w:tbl>
+      <w:tblPr>
+        <w:tblW w:w="11338" w:type="dxa"/>
+        <w:tblBorders>
+          <w:top w:val="single" w:sz="4" w:space="0" w:color="000000"/>
+          <w:left w:val="single" w:sz="4" w:space="0" w:color="000000"/>
+          <w:bottom w:val="single" w:sz="4" w:space="0" w:color="000000"/>
+          <w:right w:val="single" w:sz="4" w:space="0" w:color="000000"/>
+          <w:insideH w:val="single" w:sz="4" w:space="0" w:color="000000"/>
+          <w:insideV w:val="single" w:sz="4" w:space="0" w:color="000000"/>
+        </w:tblBorders>
+        <w:tblLayout w:type="fixed"/>
+      </w:tblPr>
+      <w:tblGrid>
+        <w:gridCol w:w="1700"/>
+        <w:gridCol w:w="2494"/>
+        <w:gridCol w:w="3288"/>
+        <w:gridCol w:w="3856"/>
+      </w:tblGrid>
+      <w:tr>
+        <w:trPr>
+          <w:cantSplit/>
+          <w:tblHeader/>
+        </w:trPr>
+        <w:tc>
+          <w:tcPr>
+            <w:tcW w:w="1700" w:type="dxa"/>
+            <w:shd w:val="clear" w:color="auto" w:fill="F0F0F0"/>
+            <w:tcMar>
+              <w:top w:w="70" w:type="dxa"/>
+              <w:left w:w="110" w:type="dxa"/>
+              <w:bottom w:w="70" w:type="dxa"/>
+              <w:right w:w="110" w:type="dxa"/>
+            </w:tcMar>
+            <w:vAlign w:val="top"/>
+          </w:tcPr>
+          <w:p>
+            <w:pPr>
+              <w:spacing w:line="360" w:lineRule="auto" w:after="80"/>
+              <w:jc w:val="left"/>
+            </w:pPr>
+            <w:r>
+              <w:rPr>
+                <w:rFonts w:ascii="Calibri" w:hAnsi="Calibri" w:eastAsia="微軟正黑體"/>
+                <w:b/>
+                <w:bCs/>
+                <w:sz w:val="22"/>
+                <w:szCs w:val="22"/>
+              </w:rPr>
+              <w:t xml:space="preserve">開口</w:t>
+            </w:r>
+          </w:p>
+        </w:tc>
+        <w:tc>
+          <w:tcPr>
+            <w:tcW w:w="2494" w:type="dxa"/>
+            <w:shd w:val="clear" w:color="auto" w:fill="F0F0F0"/>
+            <w:tcMar>
+              <w:top w:w="70" w:type="dxa"/>
+              <w:left w:w="110" w:type="dxa"/>
+              <w:bottom w:w="70" w:type="dxa"/>
+              <w:right w:w="110" w:type="dxa"/>
+            </w:tcMar>
+            <w:vAlign w:val="top"/>
+          </w:tcPr>
+          <w:p>
+            <w:pPr>
+              <w:spacing w:line="360" w:lineRule="auto" w:after="80"/>
+              <w:jc w:val="left"/>
+            </w:pPr>
+            <w:r>
+              <w:rPr>
+                <w:rFonts w:ascii="Calibri" w:hAnsi="Calibri" w:eastAsia="微軟正黑體"/>
+                <w:b/>
+                <w:bCs/>
+                <w:sz w:val="22"/>
+                <w:szCs w:val="22"/>
+              </w:rPr>
+              <w:t xml:space="preserve">不等式</w:t>
+            </w:r>
+          </w:p>
+        </w:tc>
+        <w:tc>
+          <w:tcPr>
+            <w:tcW w:w="3288" w:type="dxa"/>
+            <w:shd w:val="clear" w:color="auto" w:fill="F0F0F0"/>
+            <w:tcMar>
+              <w:top w:w="70" w:type="dxa"/>
+              <w:left w:w="110" w:type="dxa"/>
+              <w:bottom w:w="70" w:type="dxa"/>
+              <w:right w:w="110" w:type="dxa"/>
+            </w:tcMar>
+            <w:vAlign w:val="top"/>
+          </w:tcPr>
+          <w:p>
+            <w:pPr>
+              <w:spacing w:line="360" w:lineRule="auto" w:after="80"/>
+              <w:jc w:val="left"/>
+            </w:pPr>
+            <w:r>
+              <w:rPr>
+                <w:rFonts w:ascii="Calibri" w:hAnsi="Calibri" w:eastAsia="微軟正黑體"/>
+                <w:b/>
+                <w:bCs/>
+                <w:sz w:val="22"/>
+                <w:szCs w:val="22"/>
+              </w:rPr>
+              <w:t xml:space="preserve">草圖</w:t>
+            </w:r>
+          </w:p>
+        </w:tc>
+        <w:tc>
+          <w:tcPr>
+            <w:tcW w:w="3856" w:type="dxa"/>
+            <w:shd w:val="clear" w:color="auto" w:fill="F0F0F0"/>
+            <w:tcMar>
+              <w:top w:w="70" w:type="dxa"/>
+              <w:left w:w="110" w:type="dxa"/>
+              <w:bottom w:w="70" w:type="dxa"/>
+              <w:right w:w="110" w:type="dxa"/>
+            </w:tcMar>
+            <w:vAlign w:val="top"/>
+          </w:tcPr>
+          <w:p>
+            <w:pPr>
+              <w:spacing w:line="360" w:lineRule="auto" w:after="80"/>
+              <w:jc w:val="left"/>
+            </w:pPr>
+            <w:r>
+              <w:rPr>
+                <w:rFonts w:ascii="Calibri" w:hAnsi="Calibri" w:eastAsia="微軟正黑體"/>
+                <w:b/>
+                <w:bCs/>
+                <w:sz w:val="22"/>
+                <w:szCs w:val="22"/>
+              </w:rPr>
+              <w:t xml:space="preserve">解集（取哪一段）</w:t>
+            </w:r>
+          </w:p>
+        </w:tc>
+      </w:tr>
+      <w:tr>
+        <w:trPr>
+          <w:cantSplit/>
+        </w:trPr>
+        <w:tc>
+          <w:tcPr>
+            <w:tcW w:w="1700" w:type="dxa"/>
+            <w:tcMar>
+              <w:top w:w="70" w:type="dxa"/>
+              <w:left w:w="110" w:type="dxa"/>
+              <w:bottom w:w="70" w:type="dxa"/>
+              <w:right w:w="110" w:type="dxa"/>
+            </w:tcMar>
+            <w:vAlign w:val="center"/>
+          </w:tcPr>
+          <w:p>
+            <w:pPr>
+              <w:jc w:val="left"/>
+            </w:pPr>
+            <m:oMath>
+              <m:r>
+                <m:t xml:space="preserve">a</m:t>
+              </m:r>
+              <m:r>
+                <m:t xml:space="preserve">&gt;</m:t>
+              </m:r>
+              <m:r>
+                <m:t xml:space="preserve">0</m:t>
+              </m:r>
+            </m:oMath>
+          </w:p>
+          <w:p>
+            <w:pPr>
+              <w:jc w:val="left"/>
+            </w:pPr>
+            <w:r>
+              <w:rPr>
+                <w:rFonts w:ascii="Calibri" w:hAnsi="Calibri" w:eastAsia="微軟正黑體"/>
+                <w:sz w:val="22"/>
+                <w:szCs w:val="22"/>
+              </w:rPr>
+              <w:t xml:space="preserve">開口向上</w:t>
+            </w:r>
+          </w:p>
+        </w:tc>
+        <w:tc>
+          <w:tcPr>
+            <w:tcW w:w="2494" w:type="dxa"/>
+            <w:tcMar>
+              <w:top w:w="70" w:type="dxa"/>
+              <w:left w:w="110" w:type="dxa"/>
+              <w:bottom w:w="70" w:type="dxa"/>
+              <w:right w:w="110" w:type="dxa"/>
+            </w:tcMar>
+            <w:vAlign w:val="center"/>
+          </w:tcPr>
+          <w:p>
+            <w:pPr>
+              <w:spacing w:line="360" w:lineRule="auto" w:after="80"/>
+              <w:jc w:val="left"/>
+            </w:pPr>
+            <m:oMath>
+              <m:r>
+                <m:t xml:space="preserve">a</m:t>
+              </m:r>
+              <m:sSup>
+                <m:e>
+                  <m:r>
+                    <m:t xml:space="preserve">x</m:t>
+                  </m:r>
+                </m:e>
+                <m:sup>
+                  <m:r>
+                    <m:t xml:space="preserve">2</m:t>
+                  </m:r>
+                </m:sup>
+              </m:sSup>
+              <m:r>
+                <m:t xml:space="preserve">+</m:t>
+              </m:r>
+              <m:r>
+                <m:t xml:space="preserve">b</m:t>
+              </m:r>
+              <m:r>
+                <m:t xml:space="preserve">x</m:t>
+              </m:r>
+              <m:r>
+                <m:t xml:space="preserve">+</m:t>
+              </m:r>
+              <m:r>
+                <m:t xml:space="preserve">c</m:t>
+              </m:r>
+              <m:r>
+                <m:t xml:space="preserve">&gt;</m:t>
+              </m:r>
+              <m:r>
+                <m:t xml:space="preserve">0</m:t>
+              </m:r>
+            </m:oMath>
+          </w:p>
+        </w:tc>
+        <w:tc>
+          <w:tcPr>
+            <w:tcW w:w="3288" w:type="dxa"/>
+            <w:tcMar>
+              <w:top w:w="70" w:type="dxa"/>
+              <w:left w:w="110" w:type="dxa"/>
+              <w:bottom w:w="70" w:type="dxa"/>
+              <w:right w:w="110" w:type="dxa"/>
+            </w:tcMar>
+            <w:vAlign w:val="center"/>
+          </w:tcPr>
+          <w:p>
+            <w:pPr>
+              <w:jc w:val="center"/>
+            </w:pPr>
+            <w:r>
+              <w:drawing>
+                <wp:inline xmlns:wp="http://schemas.openxmlformats.org/drawingml/2006/wordprocessingDrawing" distT="0" distB="0" distL="0" distR="0">
+                  <wp:extent cx="1835999" cy="979199"/>
+                  <wp:docPr id="8" name="Picture 8"/>
+                  <a:graphic xmlns:a="http://schemas.openxmlformats.org/drawingml/2006/main">
+                    <a:graphicData uri="http://schemas.openxmlformats.org/drawingml/2006/picture">
+                      <pic:pic xmlns:pic="http://schemas.openxmlformats.org/drawingml/2006/picture">
+                        <pic:nvPicPr>
+                          <pic:cNvPr id="8" name="Picture 8"/>
+                          <pic:cNvPicPr/>
+                        </pic:nvPicPr>
+                        <pic:blipFill>
+                          <a:blip r:embed="rIdImg8"/>
+                          <a:stretch>
+                            <a:fillRect/>
+                          </a:stretch>
+                        </pic:blipFill>
+                        <pic:spPr>
+                          <a:xfrm>
+                            <a:off x="0" y="0"/>
+                            <a:ext cx="1835999" cy="979199"/>
+                          </a:xfrm>
+                          <a:prstGeom prst="rect">
+                            <a:avLst/>
+                          </a:prstGeom>
+                        </pic:spPr>
+                      </pic:pic>
+                    </a:graphicData>
+                  </a:graphic>
+                </wp:inline>
+              </w:drawing>
+            </w:r>
+          </w:p>
+        </w:tc>
+        <w:tc>
+          <w:tcPr>
+            <w:tcW w:w="3856" w:type="dxa"/>
+            <w:tcMar>
+              <w:top w:w="70" w:type="dxa"/>
+              <w:left w:w="110" w:type="dxa"/>
+              <w:bottom w:w="70" w:type="dxa"/>
+              <w:right w:w="110" w:type="dxa"/>
+            </w:tcMar>
+            <w:vAlign w:val="center"/>
+          </w:tcPr>
+          <w:p>
+            <w:pPr>
+              <w:jc w:val="left"/>
+            </w:pPr>
+            <w:r>
+              <w:rPr>
+                <w:rFonts w:ascii="Calibri" w:hAnsi="Calibri" w:eastAsia="微軟正黑體"/>
+                <w:sz w:val="22"/>
+                <w:szCs w:val="22"/>
+              </w:rPr>
+              <w:t xml:space="preserve">x ＜ p 或 x ＞ q</w:t>
+            </w:r>
+          </w:p>
+          <w:p>
+            <w:pPr>
+              <w:jc w:val="left"/>
+            </w:pPr>
+            <w:r>
+              <w:rPr>
+                <w:rFonts w:ascii="Calibri" w:hAnsi="Calibri" w:eastAsia="微軟正黑體"/>
+                <w:sz w:val="22"/>
+                <w:szCs w:val="22"/>
+              </w:rPr>
+              <w:t xml:space="preserve">（取兩邊）</w:t>
+            </w:r>
+          </w:p>
+        </w:tc>
+      </w:tr>
+      <w:tr>
+        <w:trPr>
+          <w:cantSplit/>
+        </w:trPr>
+        <w:tc>
+          <w:tcPr>
+            <w:tcW w:w="1700" w:type="dxa"/>
+            <w:tcMar>
+              <w:top w:w="70" w:type="dxa"/>
+              <w:left w:w="110" w:type="dxa"/>
+              <w:bottom w:w="70" w:type="dxa"/>
+              <w:right w:w="110" w:type="dxa"/>
+            </w:tcMar>
+            <w:vAlign w:val="center"/>
+          </w:tcPr>
+          <w:p>
+            <w:pPr>
+              <w:jc w:val="left"/>
+            </w:pPr>
+            <m:oMath>
+              <m:r>
+                <m:t xml:space="preserve">a</m:t>
+              </m:r>
+              <m:r>
+                <m:t xml:space="preserve">&gt;</m:t>
+              </m:r>
+              <m:r>
+                <m:t xml:space="preserve">0</m:t>
+              </m:r>
+            </m:oMath>
+          </w:p>
+          <w:p>
+            <w:pPr>
+              <w:jc w:val="left"/>
+            </w:pPr>
+            <w:r>
+              <w:rPr>
+                <w:rFonts w:ascii="Calibri" w:hAnsi="Calibri" w:eastAsia="微軟正黑體"/>
+                <w:sz w:val="22"/>
+                <w:szCs w:val="22"/>
+              </w:rPr>
+              <w:t xml:space="preserve">開口向上</w:t>
+            </w:r>
+          </w:p>
+        </w:tc>
+        <w:tc>
+          <w:tcPr>
+            <w:tcW w:w="2494" w:type="dxa"/>
+            <w:tcMar>
+              <w:top w:w="70" w:type="dxa"/>
+              <w:left w:w="110" w:type="dxa"/>
+              <w:bottom w:w="70" w:type="dxa"/>
+              <w:right w:w="110" w:type="dxa"/>
+            </w:tcMar>
+            <w:vAlign w:val="center"/>
+          </w:tcPr>
+          <w:p>
+            <w:pPr>
+              <w:spacing w:line="360" w:lineRule="auto" w:after="80"/>
+              <w:jc w:val="left"/>
+            </w:pPr>
+            <m:oMath>
+              <m:r>
+                <m:t xml:space="preserve">a</m:t>
+              </m:r>
+              <m:sSup>
+                <m:e>
+                  <m:r>
+                    <m:t xml:space="preserve">x</m:t>
+                  </m:r>
+                </m:e>
+                <m:sup>
+                  <m:r>
+                    <m:t xml:space="preserve">2</m:t>
+                  </m:r>
+                </m:sup>
+              </m:sSup>
+              <m:r>
+                <m:t xml:space="preserve">+</m:t>
+              </m:r>
+              <m:r>
+                <m:t xml:space="preserve">b</m:t>
+              </m:r>
+              <m:r>
+                <m:t xml:space="preserve">x</m:t>
+              </m:r>
+              <m:r>
+                <m:t xml:space="preserve">+</m:t>
+              </m:r>
+              <m:r>
+                <m:t xml:space="preserve">c</m:t>
+              </m:r>
+              <m:r>
+                <m:t xml:space="preserve">&lt;</m:t>
+              </m:r>
+              <m:r>
+                <m:t xml:space="preserve">0</m:t>
+              </m:r>
+            </m:oMath>
+          </w:p>
+        </w:tc>
+        <w:tc>
+          <w:tcPr>
+            <w:tcW w:w="3288" w:type="dxa"/>
+            <w:tcMar>
+              <w:top w:w="70" w:type="dxa"/>
+              <w:left w:w="110" w:type="dxa"/>
+              <w:bottom w:w="70" w:type="dxa"/>
+              <w:right w:w="110" w:type="dxa"/>
+            </w:tcMar>
+            <w:vAlign w:val="center"/>
+          </w:tcPr>
+          <w:p>
+            <w:pPr>
+              <w:jc w:val="center"/>
+            </w:pPr>
+            <w:r>
+              <w:drawing>
+                <wp:inline xmlns:wp="http://schemas.openxmlformats.org/drawingml/2006/wordprocessingDrawing" distT="0" distB="0" distL="0" distR="0">
+                  <wp:extent cx="1835999" cy="979199"/>
+                  <wp:docPr id="9" name="Picture 9"/>
+                  <a:graphic xmlns:a="http://schemas.openxmlformats.org/drawingml/2006/main">
+                    <a:graphicData uri="http://schemas.openxmlformats.org/drawingml/2006/picture">
+                      <pic:pic xmlns:pic="http://schemas.openxmlformats.org/drawingml/2006/picture">
+                        <pic:nvPicPr>
+                          <pic:cNvPr id="9" name="Picture 9"/>
+                          <pic:cNvPicPr/>
+                        </pic:nvPicPr>
+                        <pic:blipFill>
+                          <a:blip r:embed="rIdImg9"/>
+                          <a:stretch>
+                            <a:fillRect/>
+                          </a:stretch>
+                        </pic:blipFill>
+                        <pic:spPr>
+                          <a:xfrm>
+                            <a:off x="0" y="0"/>
+                            <a:ext cx="1835999" cy="979199"/>
+                          </a:xfrm>
+                          <a:prstGeom prst="rect">
+                            <a:avLst/>
+                          </a:prstGeom>
+                        </pic:spPr>
+                      </pic:pic>
+                    </a:graphicData>
+                  </a:graphic>
+                </wp:inline>
+              </w:drawing>
+            </w:r>
+          </w:p>
+        </w:tc>
+        <w:tc>
+          <w:tcPr>
+            <w:tcW w:w="3856" w:type="dxa"/>
+            <w:tcMar>
+              <w:top w:w="70" w:type="dxa"/>
+              <w:left w:w="110" w:type="dxa"/>
+              <w:bottom w:w="70" w:type="dxa"/>
+              <w:right w:w="110" w:type="dxa"/>
+            </w:tcMar>
+            <w:vAlign w:val="center"/>
+          </w:tcPr>
+          <w:p>
+            <w:pPr>
+              <w:jc w:val="left"/>
+            </w:pPr>
+            <w:r>
+              <w:rPr>
+                <w:rFonts w:ascii="Calibri" w:hAnsi="Calibri" w:eastAsia="微軟正黑體"/>
+                <w:sz w:val="22"/>
+                <w:szCs w:val="22"/>
+              </w:rPr>
+              <w:t xml:space="preserve">p ＜ x ＜ q</w:t>
+            </w:r>
+          </w:p>
+          <w:p>
+            <w:pPr>
+              <w:jc w:val="left"/>
+            </w:pPr>
+            <w:r>
+              <w:rPr>
+                <w:rFonts w:ascii="Calibri" w:hAnsi="Calibri" w:eastAsia="微軟正黑體"/>
+                <w:sz w:val="22"/>
+                <w:szCs w:val="22"/>
+              </w:rPr>
+              <w:t xml:space="preserve">（取中間）</w:t>
+            </w:r>
+          </w:p>
+        </w:tc>
+      </w:tr>
+      <w:tr>
+        <w:trPr>
+          <w:cantSplit/>
+        </w:trPr>
+        <w:tc>
+          <w:tcPr>
+            <w:tcW w:w="1700" w:type="dxa"/>
+            <w:tcMar>
+              <w:top w:w="70" w:type="dxa"/>
+              <w:left w:w="110" w:type="dxa"/>
+              <w:bottom w:w="70" w:type="dxa"/>
+              <w:right w:w="110" w:type="dxa"/>
+            </w:tcMar>
+            <w:vAlign w:val="center"/>
+          </w:tcPr>
+          <w:p>
+            <w:pPr>
+              <w:jc w:val="left"/>
+            </w:pPr>
+            <m:oMath>
+              <m:r>
+                <m:t xml:space="preserve">a</m:t>
+              </m:r>
+              <m:r>
+                <m:t xml:space="preserve">&lt;</m:t>
+              </m:r>
+              <m:r>
+                <m:t xml:space="preserve">0</m:t>
+              </m:r>
+            </m:oMath>
+          </w:p>
+          <w:p>
+            <w:pPr>
+              <w:jc w:val="left"/>
+            </w:pPr>
+            <w:r>
+              <w:rPr>
+                <w:rFonts w:ascii="Calibri" w:hAnsi="Calibri" w:eastAsia="微軟正黑體"/>
+                <w:sz w:val="22"/>
+                <w:szCs w:val="22"/>
+              </w:rPr>
+              <w:t xml:space="preserve">開口向下</w:t>
+            </w:r>
+          </w:p>
+        </w:tc>
+        <w:tc>
+          <w:tcPr>
+            <w:tcW w:w="2494" w:type="dxa"/>
+            <w:tcMar>
+              <w:top w:w="70" w:type="dxa"/>
+              <w:left w:w="110" w:type="dxa"/>
+              <w:bottom w:w="70" w:type="dxa"/>
+              <w:right w:w="110" w:type="dxa"/>
+            </w:tcMar>
+            <w:vAlign w:val="center"/>
+          </w:tcPr>
+          <w:p>
+            <w:pPr>
+              <w:spacing w:line="360" w:lineRule="auto" w:after="80"/>
+              <w:jc w:val="left"/>
+            </w:pPr>
+            <m:oMath>
+              <m:r>
+                <m:t xml:space="preserve">a</m:t>
+              </m:r>
+              <m:sSup>
+                <m:e>
+                  <m:r>
+                    <m:t xml:space="preserve">x</m:t>
+                  </m:r>
+                </m:e>
+                <m:sup>
+                  <m:r>
+                    <m:t xml:space="preserve">2</m:t>
+                  </m:r>
+                </m:sup>
+              </m:sSup>
+              <m:r>
+                <m:t xml:space="preserve">+</m:t>
+              </m:r>
+              <m:r>
+                <m:t xml:space="preserve">b</m:t>
+              </m:r>
+              <m:r>
+                <m:t xml:space="preserve">x</m:t>
+              </m:r>
+              <m:r>
+                <m:t xml:space="preserve">+</m:t>
+              </m:r>
+              <m:r>
+                <m:t xml:space="preserve">c</m:t>
+              </m:r>
+              <m:r>
+                <m:t xml:space="preserve">&gt;</m:t>
+              </m:r>
+              <m:r>
+                <m:t xml:space="preserve">0</m:t>
+              </m:r>
+            </m:oMath>
+          </w:p>
+        </w:tc>
+        <w:tc>
+          <w:tcPr>
+            <w:tcW w:w="3288" w:type="dxa"/>
+            <w:tcMar>
+              <w:top w:w="70" w:type="dxa"/>
+              <w:left w:w="110" w:type="dxa"/>
+              <w:bottom w:w="70" w:type="dxa"/>
+              <w:right w:w="110" w:type="dxa"/>
+            </w:tcMar>
+            <w:vAlign w:val="center"/>
+          </w:tcPr>
+          <w:p>
+            <w:pPr>
+              <w:jc w:val="center"/>
+            </w:pPr>
+            <w:r>
+              <w:drawing>
+                <wp:inline xmlns:wp="http://schemas.openxmlformats.org/drawingml/2006/wordprocessingDrawing" distT="0" distB="0" distL="0" distR="0">
+                  <wp:extent cx="1835999" cy="979199"/>
+                  <wp:docPr id="10" name="Picture 10"/>
+                  <a:graphic xmlns:a="http://schemas.openxmlformats.org/drawingml/2006/main">
+                    <a:graphicData uri="http://schemas.openxmlformats.org/drawingml/2006/picture">
+                      <pic:pic xmlns:pic="http://schemas.openxmlformats.org/drawingml/2006/picture">
+                        <pic:nvPicPr>
+                          <pic:cNvPr id="10" name="Picture 10"/>
+                          <pic:cNvPicPr/>
+                        </pic:nvPicPr>
+                        <pic:blipFill>
+                          <a:blip r:embed="rIdImg10"/>
+                          <a:stretch>
+                            <a:fillRect/>
+                          </a:stretch>
+                        </pic:blipFill>
+                        <pic:spPr>
+                          <a:xfrm>
+                            <a:off x="0" y="0"/>
+                            <a:ext cx="1835999" cy="979199"/>
+                          </a:xfrm>
+                          <a:prstGeom prst="rect">
+                            <a:avLst/>
+                          </a:prstGeom>
+                        </pic:spPr>
+                      </pic:pic>
+                    </a:graphicData>
+                  </a:graphic>
+                </wp:inline>
+              </w:drawing>
+            </w:r>
+          </w:p>
+        </w:tc>
+        <w:tc>
+          <w:tcPr>
+            <w:tcW w:w="3856" w:type="dxa"/>
+            <w:tcMar>
+              <w:top w:w="70" w:type="dxa"/>
+              <w:left w:w="110" w:type="dxa"/>
+              <w:bottom w:w="70" w:type="dxa"/>
+              <w:right w:w="110" w:type="dxa"/>
+            </w:tcMar>
+            <w:vAlign w:val="center"/>
+          </w:tcPr>
+          <w:p>
+            <w:pPr>
+              <w:jc w:val="left"/>
+            </w:pPr>
+            <w:r>
+              <w:rPr>
+                <w:rFonts w:ascii="Calibri" w:hAnsi="Calibri" w:eastAsia="微軟正黑體"/>
+                <w:sz w:val="22"/>
+                <w:szCs w:val="22"/>
+              </w:rPr>
+              <w:t xml:space="preserve">p ＜ x ＜ q</w:t>
+            </w:r>
+          </w:p>
+          <w:p>
+            <w:pPr>
+              <w:jc w:val="left"/>
+            </w:pPr>
+            <w:r>
+              <w:rPr>
+                <w:rFonts w:ascii="Calibri" w:hAnsi="Calibri" w:eastAsia="微軟正黑體"/>
+                <w:sz w:val="22"/>
+                <w:szCs w:val="22"/>
+              </w:rPr>
+              <w:t xml:space="preserve">（取中間）</w:t>
+            </w:r>
+          </w:p>
+        </w:tc>
+      </w:tr>
+      <w:tr>
+        <w:trPr>
+          <w:cantSplit/>
+        </w:trPr>
+        <w:tc>
+          <w:tcPr>
+            <w:tcW w:w="1700" w:type="dxa"/>
+            <w:tcMar>
+              <w:top w:w="70" w:type="dxa"/>
+              <w:left w:w="110" w:type="dxa"/>
+              <w:bottom w:w="70" w:type="dxa"/>
+              <w:right w:w="110" w:type="dxa"/>
+            </w:tcMar>
+            <w:vAlign w:val="center"/>
+          </w:tcPr>
+          <w:p>
+            <w:pPr>
+              <w:jc w:val="left"/>
+            </w:pPr>
+            <m:oMath>
+              <m:r>
+                <m:t xml:space="preserve">a</m:t>
+              </m:r>
+              <m:r>
+                <m:t xml:space="preserve">&lt;</m:t>
+              </m:r>
+              <m:r>
+                <m:t xml:space="preserve">0</m:t>
+              </m:r>
+            </m:oMath>
+          </w:p>
+          <w:p>
+            <w:pPr>
+              <w:jc w:val="left"/>
+            </w:pPr>
+            <w:r>
+              <w:rPr>
+                <w:rFonts w:ascii="Calibri" w:hAnsi="Calibri" w:eastAsia="微軟正黑體"/>
+                <w:sz w:val="22"/>
+                <w:szCs w:val="22"/>
+              </w:rPr>
+              <w:t xml:space="preserve">開口向下</w:t>
+            </w:r>
+          </w:p>
+        </w:tc>
+        <w:tc>
+          <w:tcPr>
+            <w:tcW w:w="2494" w:type="dxa"/>
+            <w:tcMar>
+              <w:top w:w="70" w:type="dxa"/>
+              <w:left w:w="110" w:type="dxa"/>
+              <w:bottom w:w="70" w:type="dxa"/>
+              <w:right w:w="110" w:type="dxa"/>
+            </w:tcMar>
+            <w:vAlign w:val="center"/>
+          </w:tcPr>
+          <w:p>
+            <w:pPr>
+              <w:spacing w:line="360" w:lineRule="auto" w:after="80"/>
+              <w:jc w:val="left"/>
+            </w:pPr>
+            <m:oMath>
+              <m:r>
+                <m:t xml:space="preserve">a</m:t>
+              </m:r>
+              <m:sSup>
+                <m:e>
+                  <m:r>
+                    <m:t xml:space="preserve">x</m:t>
+                  </m:r>
+                </m:e>
+                <m:sup>
+                  <m:r>
+                    <m:t xml:space="preserve">2</m:t>
+                  </m:r>
+                </m:sup>
+              </m:sSup>
+              <m:r>
+                <m:t xml:space="preserve">+</m:t>
+              </m:r>
+              <m:r>
+                <m:t xml:space="preserve">b</m:t>
+              </m:r>
+              <m:r>
+                <m:t xml:space="preserve">x</m:t>
+              </m:r>
+              <m:r>
+                <m:t xml:space="preserve">+</m:t>
+              </m:r>
+              <m:r>
+                <m:t xml:space="preserve">c</m:t>
+              </m:r>
+              <m:r>
+                <m:t xml:space="preserve">&lt;</m:t>
+              </m:r>
+              <m:r>
+                <m:t xml:space="preserve">0</m:t>
+              </m:r>
+            </m:oMath>
+          </w:p>
+        </w:tc>
+        <w:tc>
+          <w:tcPr>
+            <w:tcW w:w="3288" w:type="dxa"/>
+            <w:tcMar>
+              <w:top w:w="70" w:type="dxa"/>
+              <w:left w:w="110" w:type="dxa"/>
+              <w:bottom w:w="70" w:type="dxa"/>
+              <w:right w:w="110" w:type="dxa"/>
+            </w:tcMar>
+            <w:vAlign w:val="center"/>
+          </w:tcPr>
+          <w:p>
+            <w:pPr>
+              <w:jc w:val="center"/>
+            </w:pPr>
+            <w:r>
+              <w:drawing>
+                <wp:inline xmlns:wp="http://schemas.openxmlformats.org/drawingml/2006/wordprocessingDrawing" distT="0" distB="0" distL="0" distR="0">
+                  <wp:extent cx="1835999" cy="979199"/>
+                  <wp:docPr id="11" name="Picture 11"/>
+                  <a:graphic xmlns:a="http://schemas.openxmlformats.org/drawingml/2006/main">
+                    <a:graphicData uri="http://schemas.openxmlformats.org/drawingml/2006/picture">
+                      <pic:pic xmlns:pic="http://schemas.openxmlformats.org/drawingml/2006/picture">
+                        <pic:nvPicPr>
+                          <pic:cNvPr id="11" name="Picture 11"/>
+                          <pic:cNvPicPr/>
+                        </pic:nvPicPr>
+                        <pic:blipFill>
+                          <a:blip r:embed="rIdImg11"/>
+                          <a:stretch>
+                            <a:fillRect/>
+                          </a:stretch>
+                        </pic:blipFill>
+                        <pic:spPr>
+                          <a:xfrm>
+                            <a:off x="0" y="0"/>
+                            <a:ext cx="1835999" cy="979199"/>
+                          </a:xfrm>
+                          <a:prstGeom prst="rect">
+                            <a:avLst/>
+                          </a:prstGeom>
+                        </pic:spPr>
+                      </pic:pic>
+                    </a:graphicData>
+                  </a:graphic>
+                </wp:inline>
+              </w:drawing>
+            </w:r>
+          </w:p>
+        </w:tc>
+        <w:tc>
+          <w:tcPr>
+            <w:tcW w:w="3856" w:type="dxa"/>
+            <w:tcMar>
+              <w:top w:w="70" w:type="dxa"/>
+              <w:left w:w="110" w:type="dxa"/>
+              <w:bottom w:w="70" w:type="dxa"/>
+              <w:right w:w="110" w:type="dxa"/>
+            </w:tcMar>
+            <w:vAlign w:val="center"/>
+          </w:tcPr>
+          <w:p>
+            <w:pPr>
+              <w:jc w:val="left"/>
+            </w:pPr>
+            <w:r>
+              <w:rPr>
+                <w:rFonts w:ascii="Calibri" w:hAnsi="Calibri" w:eastAsia="微軟正黑體"/>
+                <w:sz w:val="22"/>
+                <w:szCs w:val="22"/>
+              </w:rPr>
+              <w:t xml:space="preserve">x ＜ p 或 x ＞ q</w:t>
+            </w:r>
+          </w:p>
+          <w:p>
+            <w:pPr>
+              <w:jc w:val="left"/>
+            </w:pPr>
+            <w:r>
+              <w:rPr>
+                <w:rFonts w:ascii="Calibri" w:hAnsi="Calibri" w:eastAsia="微軟正黑體"/>
+                <w:sz w:val="22"/>
+                <w:szCs w:val="22"/>
+              </w:rPr>
+              <w:t xml:space="preserve">（取兩邊）</w:t>
+            </w:r>
+          </w:p>
+        </w:tc>
+      </w:tr>
+    </w:tbl>
+    <w:p>
+      <w:pPr>
+        <w:spacing w:line="360" w:lineRule="auto"/>
+      </w:pPr>
+    </w:p>
+    <w:p>
+      <w:pPr>
+        <w:spacing w:line="360" w:lineRule="auto" w:after="80"/>
+        <w:shd w:val="clear" w:color="auto" w:fill="F0F0F0"/>
+        <w:pBdr>
+          <w:left w:val="single" w:sz="18" w:space="8" w:color="555555"/>
+        </w:pBdr>
+        <w:jc w:val="left"/>
+      </w:pPr>
+      <w:r>
+        <w:rPr>
+          <w:rFonts w:ascii="Calibri" w:hAnsi="Calibri" w:eastAsia="微軟正黑體"/>
+          <w:sz w:val="24"/>
+          <w:szCs w:val="24"/>
+        </w:rPr>
+        <w:t xml:space="preserve">看得出規律嗎：開口向上配 ＞ 0、開口向下配 ＜ 0 → 取兩邊；一上一下配不起來 → 取中間。</w:t>
+      </w:r>
+    </w:p>
+    <w:p>
+      <w:pPr>
+        <w:spacing w:line="360" w:lineRule="auto" w:after="80"/>
+        <w:shd w:val="clear" w:color="auto" w:fill="F0F0F0"/>
+        <w:pBdr>
+          <w:left w:val="single" w:sz="18" w:space="8" w:color="555555"/>
+        </w:pBdr>
+        <w:jc w:val="left"/>
+      </w:pPr>
+      <w:r>
+        <w:rPr>
+          <w:rFonts w:ascii="Calibri" w:hAnsi="Calibri" w:eastAsia="微軟正黑體"/>
+          <w:sz w:val="24"/>
+          <w:szCs w:val="24"/>
+        </w:rPr>
+        <w:t xml:space="preserve">不過規律只是核對用的——考試時仍然畫草圖，圖畫對了就不會記錯。</w:t>
+      </w:r>
+    </w:p>
+    <w:p>
+      <w:pPr>
         <w:spacing w:line="360" w:lineRule="auto" w:after="80"/>
         <w:jc w:val="left"/>
       </w:pPr>
@@ -3317,6 +7741,467 @@
         </w:rPr>
         <w:t xml:space="preserve">接下來請拿本單元《課堂練習》，完成練習 A、B、C。</w:t>
       </w:r>
+    </w:p>
+    <w:p>
+      <w:pPr>
+        <w:pageBreakBefore/>
+        <w:keepNext/>
+        <w:spacing w:line="360" w:lineRule="auto" w:after="80"/>
+        <w:jc w:val="left"/>
+      </w:pPr>
+      <w:r>
+        <w:rPr>
+          <w:rFonts w:ascii="Calibri" w:hAnsi="Calibri" w:eastAsia="微軟正黑體"/>
+          <w:b/>
+          <w:bCs/>
+          <w:sz w:val="28"/>
+          <w:szCs w:val="28"/>
+        </w:rPr>
+        <w:t xml:space="preserve">教師實施說明（本頁供教師參考，列印給學生時可不印）</w:t>
+      </w:r>
+    </w:p>
+    <w:tbl>
+      <w:tblPr>
+        <w:tblW w:w="11338" w:type="dxa"/>
+        <w:tblBorders>
+          <w:top w:val="single" w:sz="4" w:space="0" w:color="000000"/>
+          <w:left w:val="single" w:sz="4" w:space="0" w:color="000000"/>
+          <w:bottom w:val="single" w:sz="4" w:space="0" w:color="000000"/>
+          <w:right w:val="single" w:sz="4" w:space="0" w:color="000000"/>
+          <w:insideH w:val="single" w:sz="4" w:space="0" w:color="000000"/>
+          <w:insideV w:val="single" w:sz="4" w:space="0" w:color="000000"/>
+        </w:tblBorders>
+        <w:tblLayout w:type="fixed"/>
+      </w:tblPr>
+      <w:tblGrid>
+        <w:gridCol w:w="3174"/>
+        <w:gridCol w:w="8164"/>
+      </w:tblGrid>
+      <w:tr>
+        <w:trPr>
+          <w:cantSplit/>
+        </w:trPr>
+        <w:tc>
+          <w:tcPr>
+            <w:tcW w:w="3174" w:type="dxa"/>
+            <w:shd w:val="clear" w:color="auto" w:fill="F0F0F0"/>
+            <w:tcMar>
+              <w:top w:w="70" w:type="dxa"/>
+              <w:left w:w="110" w:type="dxa"/>
+              <w:bottom w:w="70" w:type="dxa"/>
+              <w:right w:w="110" w:type="dxa"/>
+            </w:tcMar>
+            <w:vAlign w:val="top"/>
+          </w:tcPr>
+          <w:p>
+            <w:pPr>
+              <w:spacing w:line="360" w:lineRule="auto" w:after="80"/>
+              <w:jc w:val="left"/>
+            </w:pPr>
+            <w:r>
+              <w:rPr>
+                <w:rFonts w:ascii="Calibri" w:hAnsi="Calibri" w:eastAsia="微軟正黑體"/>
+                <w:b/>
+                <w:bCs/>
+                <w:sz w:val="22"/>
+                <w:szCs w:val="22"/>
+              </w:rPr>
+              <w:t xml:space="preserve">本份採用的主設計</w:t>
+            </w:r>
+          </w:p>
+        </w:tc>
+        <w:tc>
+          <w:tcPr>
+            <w:tcW w:w="8164" w:type="dxa"/>
+            <w:tcMar>
+              <w:top w:w="70" w:type="dxa"/>
+              <w:left w:w="110" w:type="dxa"/>
+              <w:bottom w:w="70" w:type="dxa"/>
+              <w:right w:w="110" w:type="dxa"/>
+            </w:tcMar>
+            <w:vAlign w:val="top"/>
+          </w:tcPr>
+          <w:p>
+            <w:pPr>
+              <w:spacing w:line="360" w:lineRule="auto" w:after="80"/>
+              <w:jc w:val="left"/>
+            </w:pPr>
+            <w:r>
+              <w:rPr>
+                <w:rFonts w:ascii="Calibri" w:hAnsi="Calibri" w:eastAsia="微軟正黑體"/>
+                <w:sz w:val="22"/>
+                <w:szCs w:val="22"/>
+              </w:rPr>
+              <w:t xml:space="preserve">D5 圖文雙軌對照（本頁只說明新增的 §三，§一、§二 為原有內容）</w:t>
+            </w:r>
+          </w:p>
+        </w:tc>
+      </w:tr>
+      <w:tr>
+        <w:trPr>
+          <w:cantSplit/>
+        </w:trPr>
+        <w:tc>
+          <w:tcPr>
+            <w:tcW w:w="3174" w:type="dxa"/>
+            <w:shd w:val="clear" w:color="auto" w:fill="F0F0F0"/>
+            <w:tcMar>
+              <w:top w:w="70" w:type="dxa"/>
+              <w:left w:w="110" w:type="dxa"/>
+              <w:bottom w:w="70" w:type="dxa"/>
+              <w:right w:w="110" w:type="dxa"/>
+            </w:tcMar>
+            <w:vAlign w:val="top"/>
+          </w:tcPr>
+          <w:p>
+            <w:pPr>
+              <w:spacing w:line="360" w:lineRule="auto" w:after="80"/>
+              <w:jc w:val="left"/>
+            </w:pPr>
+            <w:r>
+              <w:rPr>
+                <w:rFonts w:ascii="Calibri" w:hAnsi="Calibri" w:eastAsia="微軟正黑體"/>
+                <w:b/>
+                <w:bCs/>
+                <w:sz w:val="22"/>
+                <w:szCs w:val="22"/>
+              </w:rPr>
+              <w:t xml:space="preserve">輔助設計</w:t>
+            </w:r>
+          </w:p>
+        </w:tc>
+        <w:tc>
+          <w:tcPr>
+            <w:tcW w:w="8164" w:type="dxa"/>
+            <w:tcMar>
+              <w:top w:w="70" w:type="dxa"/>
+              <w:left w:w="110" w:type="dxa"/>
+              <w:bottom w:w="70" w:type="dxa"/>
+              <w:right w:w="110" w:type="dxa"/>
+            </w:tcMar>
+            <w:vAlign w:val="top"/>
+          </w:tcPr>
+          <w:p>
+            <w:pPr>
+              <w:spacing w:line="360" w:lineRule="auto" w:after="80"/>
+              <w:jc w:val="left"/>
+            </w:pPr>
+            <w:r>
+              <w:rPr>
+                <w:rFonts w:ascii="Calibri" w:hAnsi="Calibri" w:eastAsia="微軟正黑體"/>
+                <w:sz w:val="22"/>
+                <w:szCs w:val="22"/>
+              </w:rPr>
+              <w:t xml:space="preserve">D2 手順卡（畫草圖 → 標兩交點 → 看開口 → 讀區間）</w:t>
+            </w:r>
+          </w:p>
+        </w:tc>
+      </w:tr>
+      <w:tr>
+        <w:trPr>
+          <w:cantSplit/>
+        </w:trPr>
+        <w:tc>
+          <w:tcPr>
+            <w:tcW w:w="3174" w:type="dxa"/>
+            <w:shd w:val="clear" w:color="auto" w:fill="F0F0F0"/>
+            <w:tcMar>
+              <w:top w:w="70" w:type="dxa"/>
+              <w:left w:w="110" w:type="dxa"/>
+              <w:bottom w:w="70" w:type="dxa"/>
+              <w:right w:w="110" w:type="dxa"/>
+            </w:tcMar>
+            <w:vAlign w:val="top"/>
+          </w:tcPr>
+          <w:p>
+            <w:pPr>
+              <w:spacing w:line="360" w:lineRule="auto" w:after="80"/>
+              <w:jc w:val="left"/>
+            </w:pPr>
+            <w:r>
+              <w:rPr>
+                <w:rFonts w:ascii="Calibri" w:hAnsi="Calibri" w:eastAsia="微軟正黑體"/>
+                <w:b/>
+                <w:bCs/>
+                <w:sz w:val="22"/>
+                <w:szCs w:val="22"/>
+              </w:rPr>
+              <w:t xml:space="preserve">選用理由</w:t>
+            </w:r>
+          </w:p>
+        </w:tc>
+        <w:tc>
+          <w:tcPr>
+            <w:tcW w:w="8164" w:type="dxa"/>
+            <w:tcMar>
+              <w:top w:w="70" w:type="dxa"/>
+              <w:left w:w="110" w:type="dxa"/>
+              <w:bottom w:w="70" w:type="dxa"/>
+              <w:right w:w="110" w:type="dxa"/>
+            </w:tcMar>
+            <w:vAlign w:val="top"/>
+          </w:tcPr>
+          <w:p>
+            <w:pPr>
+              <w:spacing w:line="360" w:lineRule="auto" w:after="80"/>
+              <w:jc w:val="left"/>
+            </w:pPr>
+            <w:r>
+              <w:rPr>
+                <w:rFonts w:ascii="Calibri" w:hAnsi="Calibri" w:eastAsia="微軟正黑體"/>
+                <w:sz w:val="22"/>
+                <w:szCs w:val="22"/>
+              </w:rPr>
+              <w:t xml:space="preserve">§三 屬 S4 函數與圖像：瓶頸是「代數的不等號」與「圖上的哪一段」對不起來，學生背「大於取兩邊」而不知道為什麼，開口一變就全錯。D5 用左草圖右讀法逐步橫向對齊，每一步的代數判斷立刻在左邊看到對應的圖形事實；D2 把四步流程物理化，配合本節唯一要記的固定程序。對應教案 2026/11/12（四）「圖像法解一元二次不等式」，只丙班上。</w:t>
+            </w:r>
+          </w:p>
+        </w:tc>
+      </w:tr>
+      <w:tr>
+        <w:trPr>
+          <w:cantSplit/>
+        </w:trPr>
+        <w:tc>
+          <w:tcPr>
+            <w:tcW w:w="3174" w:type="dxa"/>
+            <w:shd w:val="clear" w:color="auto" w:fill="F0F0F0"/>
+            <w:tcMar>
+              <w:top w:w="70" w:type="dxa"/>
+              <w:left w:w="110" w:type="dxa"/>
+              <w:bottom w:w="70" w:type="dxa"/>
+              <w:right w:w="110" w:type="dxa"/>
+            </w:tcMar>
+            <w:vAlign w:val="top"/>
+          </w:tcPr>
+          <w:p>
+            <w:pPr>
+              <w:spacing w:line="360" w:lineRule="auto" w:after="80"/>
+              <w:jc w:val="left"/>
+            </w:pPr>
+            <w:r>
+              <w:rPr>
+                <w:rFonts w:ascii="Calibri" w:hAnsi="Calibri" w:eastAsia="微軟正黑體"/>
+                <w:b/>
+                <w:bCs/>
+                <w:sz w:val="22"/>
+                <w:szCs w:val="22"/>
+              </w:rPr>
+              <w:t xml:space="preserve">鷹架密度</w:t>
+            </w:r>
+          </w:p>
+        </w:tc>
+        <w:tc>
+          <w:tcPr>
+            <w:tcW w:w="8164" w:type="dxa"/>
+            <w:tcMar>
+              <w:top w:w="70" w:type="dxa"/>
+              <w:left w:w="110" w:type="dxa"/>
+              <w:bottom w:w="70" w:type="dxa"/>
+              <w:right w:w="110" w:type="dxa"/>
+            </w:tcMar>
+            <w:vAlign w:val="top"/>
+          </w:tcPr>
+          <w:p>
+            <w:pPr>
+              <w:spacing w:line="360" w:lineRule="auto" w:after="80"/>
+              <w:jc w:val="left"/>
+            </w:pPr>
+            <w:r>
+              <w:rPr>
+                <w:rFonts w:ascii="Calibri" w:hAnsi="Calibri" w:eastAsia="微軟正黑體"/>
+                <w:sz w:val="22"/>
+                <w:szCs w:val="22"/>
+              </w:rPr>
+              <w:t xml:space="preserve">抽離小班</w:t>
+            </w:r>
+          </w:p>
+        </w:tc>
+      </w:tr>
+      <w:tr>
+        <w:trPr>
+          <w:cantSplit/>
+        </w:trPr>
+        <w:tc>
+          <w:tcPr>
+            <w:tcW w:w="3174" w:type="dxa"/>
+            <w:shd w:val="clear" w:color="auto" w:fill="F0F0F0"/>
+            <w:tcMar>
+              <w:top w:w="70" w:type="dxa"/>
+              <w:left w:w="110" w:type="dxa"/>
+              <w:bottom w:w="70" w:type="dxa"/>
+              <w:right w:w="110" w:type="dxa"/>
+            </w:tcMar>
+            <w:vAlign w:val="top"/>
+          </w:tcPr>
+          <w:p>
+            <w:pPr>
+              <w:spacing w:line="360" w:lineRule="auto" w:after="80"/>
+              <w:jc w:val="left"/>
+            </w:pPr>
+            <w:r>
+              <w:rPr>
+                <w:rFonts w:ascii="Calibri" w:hAnsi="Calibri" w:eastAsia="微軟正黑體"/>
+                <w:b/>
+                <w:bCs/>
+                <w:sz w:val="22"/>
+                <w:szCs w:val="22"/>
+              </w:rPr>
+              <w:t xml:space="preserve">褪除路徑</w:t>
+            </w:r>
+          </w:p>
+        </w:tc>
+        <w:tc>
+          <w:tcPr>
+            <w:tcW w:w="8164" w:type="dxa"/>
+            <w:tcMar>
+              <w:top w:w="70" w:type="dxa"/>
+              <w:left w:w="110" w:type="dxa"/>
+              <w:bottom w:w="70" w:type="dxa"/>
+              <w:right w:w="110" w:type="dxa"/>
+            </w:tcMar>
+            <w:vAlign w:val="top"/>
+          </w:tcPr>
+          <w:p>
+            <w:pPr>
+              <w:spacing w:line="360" w:lineRule="auto" w:after="80"/>
+              <w:jc w:val="left"/>
+            </w:pPr>
+            <w:r>
+              <w:rPr>
+                <w:rFonts w:ascii="Calibri" w:hAnsi="Calibri" w:eastAsia="微軟正黑體"/>
+                <w:sz w:val="22"/>
+                <w:szCs w:val="22"/>
+              </w:rPr>
+              <w:t xml:space="preserve">手順卡：講義內完整四步＋易錯點（4-A 題旁重印全文）→ 4-A 第 10 題只留關鍵詞與填空 → 4-B 只寫步驟名 → 4-C 完全不放，學生自己數「這題有四步」。草圖：練習 4-A／4-B 第 11 題圖已畫好並標交點 → 4-B 第 12 題只給虛線空框 → 4-C 只給空框、不給任何提示 → 最終在草稿紙上自畫。</w:t>
+            </w:r>
+          </w:p>
+        </w:tc>
+      </w:tr>
+      <w:tr>
+        <w:trPr>
+          <w:cantSplit/>
+        </w:trPr>
+        <w:tc>
+          <w:tcPr>
+            <w:tcW w:w="3174" w:type="dxa"/>
+            <w:shd w:val="clear" w:color="auto" w:fill="F0F0F0"/>
+            <w:tcMar>
+              <w:top w:w="70" w:type="dxa"/>
+              <w:left w:w="110" w:type="dxa"/>
+              <w:bottom w:w="70" w:type="dxa"/>
+              <w:right w:w="110" w:type="dxa"/>
+            </w:tcMar>
+            <w:vAlign w:val="top"/>
+          </w:tcPr>
+          <w:p>
+            <w:pPr>
+              <w:spacing w:line="360" w:lineRule="auto" w:after="80"/>
+              <w:jc w:val="left"/>
+            </w:pPr>
+            <w:r>
+              <w:rPr>
+                <w:rFonts w:ascii="Calibri" w:hAnsi="Calibri" w:eastAsia="微軟正黑體"/>
+                <w:b/>
+                <w:bCs/>
+                <w:sz w:val="22"/>
+                <w:szCs w:val="22"/>
+              </w:rPr>
+              <w:t xml:space="preserve">課堂實施流程</w:t>
+            </w:r>
+          </w:p>
+        </w:tc>
+        <w:tc>
+          <w:tcPr>
+            <w:tcW w:w="8164" w:type="dxa"/>
+            <w:tcMar>
+              <w:top w:w="70" w:type="dxa"/>
+              <w:left w:w="110" w:type="dxa"/>
+              <w:bottom w:w="70" w:type="dxa"/>
+              <w:right w:w="110" w:type="dxa"/>
+            </w:tcMar>
+            <w:vAlign w:val="top"/>
+          </w:tcPr>
+          <w:p>
+            <w:pPr>
+              <w:spacing w:line="360" w:lineRule="auto" w:after="80"/>
+              <w:jc w:val="left"/>
+            </w:pPr>
+            <w:r>
+              <w:rPr>
+                <w:rFonts w:ascii="Calibri" w:hAnsi="Calibri" w:eastAsia="微軟正黑體"/>
+                <w:sz w:val="22"/>
+                <w:szCs w:val="22"/>
+              </w:rPr>
+              <w:t xml:space="preserve">F5 課前流程預告（今天一件事：把不等號讀成「拋物線在 x 軸的哪一邊」）、F1 師徒制對話四步（教師先示範第 ③ 步的自問：「a 是正還是負？」）</w:t>
+            </w:r>
+          </w:p>
+        </w:tc>
+      </w:tr>
+      <w:tr>
+        <w:trPr>
+          <w:cantSplit/>
+        </w:trPr>
+        <w:tc>
+          <w:tcPr>
+            <w:tcW w:w="3174" w:type="dxa"/>
+            <w:shd w:val="clear" w:color="auto" w:fill="F0F0F0"/>
+            <w:tcMar>
+              <w:top w:w="70" w:type="dxa"/>
+              <w:left w:w="110" w:type="dxa"/>
+              <w:bottom w:w="70" w:type="dxa"/>
+              <w:right w:w="110" w:type="dxa"/>
+            </w:tcMar>
+            <w:vAlign w:val="top"/>
+          </w:tcPr>
+          <w:p>
+            <w:pPr>
+              <w:spacing w:line="360" w:lineRule="auto" w:after="80"/>
+              <w:jc w:val="left"/>
+            </w:pPr>
+            <w:r>
+              <w:rPr>
+                <w:rFonts w:ascii="Calibri" w:hAnsi="Calibri" w:eastAsia="微軟正黑體"/>
+                <w:b/>
+                <w:bCs/>
+                <w:sz w:val="22"/>
+                <w:szCs w:val="22"/>
+              </w:rPr>
+              <w:t xml:space="preserve">對應官方輔助措施代碼</w:t>
+            </w:r>
+          </w:p>
+        </w:tc>
+        <w:tc>
+          <w:tcPr>
+            <w:tcW w:w="8164" w:type="dxa"/>
+            <w:tcMar>
+              <w:top w:w="70" w:type="dxa"/>
+              <w:left w:w="110" w:type="dxa"/>
+              <w:bottom w:w="70" w:type="dxa"/>
+              <w:right w:w="110" w:type="dxa"/>
+            </w:tcMar>
+            <w:vAlign w:val="top"/>
+          </w:tcPr>
+          <w:p>
+            <w:pPr>
+              <w:spacing w:line="360" w:lineRule="auto" w:after="80"/>
+              <w:jc w:val="left"/>
+            </w:pPr>
+            <w:r>
+              <w:rPr>
+                <w:rFonts w:ascii="Calibri" w:hAnsi="Calibri" w:eastAsia="微軟正黑體"/>
+                <w:sz w:val="22"/>
+                <w:szCs w:val="22"/>
+              </w:rPr>
+              <w:t xml:space="preserve">a3 提示題目重點、a6 增加行距／放大作答欄</w:t>
+            </w:r>
+          </w:p>
+        </w:tc>
+      </w:tr>
+    </w:tbl>
+    <w:p>
+      <w:pPr>
+        <w:spacing w:line="360" w:lineRule="auto"/>
+      </w:pPr>
     </w:p>
     <w:sectPr>
       <w:footerReference w:type="default" r:id="rIdFooter1"/>
